--- a/Docs/Gestão Piscinas - Especificação de Requisitos_v1.docx
+++ b/Docs/Gestão Piscinas - Especificação de Requisitos_v1.docx
@@ -297,7 +297,7 @@
             </w:rPr>
             <w:fldChar w:fldCharType="separate"/>
           </w:r>
-          <w:hyperlink w:anchor="_Toc204394542" w:history="1">
+          <w:hyperlink w:anchor="_Toc204612991" w:history="1">
             <w:r>
               <w:rPr>
                 <w:rStyle w:val="Hyperlink"/>
@@ -325,7 +325,7 @@
                 <w:noProof/>
                 <w:webHidden/>
               </w:rPr>
-              <w:instrText xml:space="preserve"> PAGEREF _Toc204394542 \h </w:instrText>
+              <w:instrText xml:space="preserve"> PAGEREF _Toc204612991 \h </w:instrText>
             </w:r>
             <w:r>
               <w:rPr>
@@ -371,7 +371,7 @@
               <w14:ligatures w14:val="standardContextual"/>
             </w:rPr>
           </w:pPr>
-          <w:hyperlink w:anchor="_Toc204394543" w:history="1">
+          <w:hyperlink w:anchor="_Toc204612992" w:history="1">
             <w:r>
               <w:rPr>
                 <w:rStyle w:val="Hyperlink"/>
@@ -399,7 +399,7 @@
                 <w:noProof/>
                 <w:webHidden/>
               </w:rPr>
-              <w:instrText xml:space="preserve"> PAGEREF _Toc204394543 \h </w:instrText>
+              <w:instrText xml:space="preserve"> PAGEREF _Toc204612992 \h </w:instrText>
             </w:r>
             <w:r>
               <w:rPr>
@@ -445,7 +445,7 @@
               <w14:ligatures w14:val="standardContextual"/>
             </w:rPr>
           </w:pPr>
-          <w:hyperlink w:anchor="_Toc204394544" w:history="1">
+          <w:hyperlink w:anchor="_Toc204612993" w:history="1">
             <w:r>
               <w:rPr>
                 <w:rStyle w:val="Hyperlink"/>
@@ -473,7 +473,7 @@
                 <w:noProof/>
                 <w:webHidden/>
               </w:rPr>
-              <w:instrText xml:space="preserve"> PAGEREF _Toc204394544 \h </w:instrText>
+              <w:instrText xml:space="preserve"> PAGEREF _Toc204612993 \h </w:instrText>
             </w:r>
             <w:r>
               <w:rPr>
@@ -519,7 +519,7 @@
               <w14:ligatures w14:val="standardContextual"/>
             </w:rPr>
           </w:pPr>
-          <w:hyperlink w:anchor="_Toc204394545" w:history="1">
+          <w:hyperlink w:anchor="_Toc204612994" w:history="1">
             <w:r>
               <w:rPr>
                 <w:rStyle w:val="Hyperlink"/>
@@ -547,7 +547,7 @@
                 <w:noProof/>
                 <w:webHidden/>
               </w:rPr>
-              <w:instrText xml:space="preserve"> PAGEREF _Toc204394545 \h </w:instrText>
+              <w:instrText xml:space="preserve"> PAGEREF _Toc204612994 \h </w:instrText>
             </w:r>
             <w:r>
               <w:rPr>
@@ -593,7 +593,7 @@
               <w14:ligatures w14:val="standardContextual"/>
             </w:rPr>
           </w:pPr>
-          <w:hyperlink w:anchor="_Toc204394546" w:history="1">
+          <w:hyperlink w:anchor="_Toc204612995" w:history="1">
             <w:r>
               <w:rPr>
                 <w:rStyle w:val="Hyperlink"/>
@@ -621,7 +621,7 @@
                 <w:noProof/>
                 <w:webHidden/>
               </w:rPr>
-              <w:instrText xml:space="preserve"> PAGEREF _Toc204394546 \h </w:instrText>
+              <w:instrText xml:space="preserve"> PAGEREF _Toc204612995 \h </w:instrText>
             </w:r>
             <w:r>
               <w:rPr>
@@ -667,7 +667,7 @@
               <w14:ligatures w14:val="standardContextual"/>
             </w:rPr>
           </w:pPr>
-          <w:hyperlink w:anchor="_Toc204394547" w:history="1">
+          <w:hyperlink w:anchor="_Toc204612996" w:history="1">
             <w:r>
               <w:rPr>
                 <w:rStyle w:val="Hyperlink"/>
@@ -695,7 +695,7 @@
                 <w:noProof/>
                 <w:webHidden/>
               </w:rPr>
-              <w:instrText xml:space="preserve"> PAGEREF _Toc204394547 \h </w:instrText>
+              <w:instrText xml:space="preserve"> PAGEREF _Toc204612996 \h </w:instrText>
             </w:r>
             <w:r>
               <w:rPr>
@@ -741,7 +741,7 @@
               <w14:ligatures w14:val="standardContextual"/>
             </w:rPr>
           </w:pPr>
-          <w:hyperlink w:anchor="_Toc204394548" w:history="1">
+          <w:hyperlink w:anchor="_Toc204612997" w:history="1">
             <w:r>
               <w:rPr>
                 <w:rStyle w:val="Hyperlink"/>
@@ -769,7 +769,7 @@
                 <w:noProof/>
                 <w:webHidden/>
               </w:rPr>
-              <w:instrText xml:space="preserve"> PAGEREF _Toc204394548 \h </w:instrText>
+              <w:instrText xml:space="preserve"> PAGEREF _Toc204612997 \h </w:instrText>
             </w:r>
             <w:r>
               <w:rPr>
@@ -815,7 +815,7 @@
               <w14:ligatures w14:val="standardContextual"/>
             </w:rPr>
           </w:pPr>
-          <w:hyperlink w:anchor="_Toc204394549" w:history="1">
+          <w:hyperlink w:anchor="_Toc204612998" w:history="1">
             <w:r>
               <w:rPr>
                 <w:rStyle w:val="Hyperlink"/>
@@ -843,7 +843,7 @@
                 <w:noProof/>
                 <w:webHidden/>
               </w:rPr>
-              <w:instrText xml:space="preserve"> PAGEREF _Toc204394549 \h </w:instrText>
+              <w:instrText xml:space="preserve"> PAGEREF _Toc204612998 \h </w:instrText>
             </w:r>
             <w:r>
               <w:rPr>
@@ -889,7 +889,7 @@
               <w14:ligatures w14:val="standardContextual"/>
             </w:rPr>
           </w:pPr>
-          <w:hyperlink w:anchor="_Toc204394550" w:history="1">
+          <w:hyperlink w:anchor="_Toc204612999" w:history="1">
             <w:r>
               <w:rPr>
                 <w:rStyle w:val="Hyperlink"/>
@@ -917,7 +917,7 @@
                 <w:noProof/>
                 <w:webHidden/>
               </w:rPr>
-              <w:instrText xml:space="preserve"> PAGEREF _Toc204394550 \h </w:instrText>
+              <w:instrText xml:space="preserve"> PAGEREF _Toc204612999 \h </w:instrText>
             </w:r>
             <w:r>
               <w:rPr>
@@ -963,7 +963,7 @@
               <w14:ligatures w14:val="standardContextual"/>
             </w:rPr>
           </w:pPr>
-          <w:hyperlink w:anchor="_Toc204394551" w:history="1">
+          <w:hyperlink w:anchor="_Toc204613000" w:history="1">
             <w:r>
               <w:rPr>
                 <w:rStyle w:val="Hyperlink"/>
@@ -991,7 +991,7 @@
                 <w:noProof/>
                 <w:webHidden/>
               </w:rPr>
-              <w:instrText xml:space="preserve"> PAGEREF _Toc204394551 \h </w:instrText>
+              <w:instrText xml:space="preserve"> PAGEREF _Toc204613000 \h </w:instrText>
             </w:r>
             <w:r>
               <w:rPr>
@@ -1037,7 +1037,7 @@
               <w14:ligatures w14:val="standardContextual"/>
             </w:rPr>
           </w:pPr>
-          <w:hyperlink w:anchor="_Toc204394552" w:history="1">
+          <w:hyperlink w:anchor="_Toc204613001" w:history="1">
             <w:r>
               <w:rPr>
                 <w:rStyle w:val="Hyperlink"/>
@@ -1065,7 +1065,7 @@
                 <w:noProof/>
                 <w:webHidden/>
               </w:rPr>
-              <w:instrText xml:space="preserve"> PAGEREF _Toc204394552 \h </w:instrText>
+              <w:instrText xml:space="preserve"> PAGEREF _Toc204613001 \h </w:instrText>
             </w:r>
             <w:r>
               <w:rPr>
@@ -1111,7 +1111,7 @@
               <w14:ligatures w14:val="standardContextual"/>
             </w:rPr>
           </w:pPr>
-          <w:hyperlink w:anchor="_Toc204394553" w:history="1">
+          <w:hyperlink w:anchor="_Toc204613002" w:history="1">
             <w:r>
               <w:rPr>
                 <w:rStyle w:val="Hyperlink"/>
@@ -1139,7 +1139,7 @@
                 <w:noProof/>
                 <w:webHidden/>
               </w:rPr>
-              <w:instrText xml:space="preserve"> PAGEREF _Toc204394553 \h </w:instrText>
+              <w:instrText xml:space="preserve"> PAGEREF _Toc204613002 \h </w:instrText>
             </w:r>
             <w:r>
               <w:rPr>
@@ -1185,7 +1185,7 @@
               <w14:ligatures w14:val="standardContextual"/>
             </w:rPr>
           </w:pPr>
-          <w:hyperlink w:anchor="_Toc204394554" w:history="1">
+          <w:hyperlink w:anchor="_Toc204613003" w:history="1">
             <w:r>
               <w:rPr>
                 <w:rStyle w:val="Hyperlink"/>
@@ -1213,7 +1213,7 @@
                 <w:noProof/>
                 <w:webHidden/>
               </w:rPr>
-              <w:instrText xml:space="preserve"> PAGEREF _Toc204394554 \h </w:instrText>
+              <w:instrText xml:space="preserve"> PAGEREF _Toc204613003 \h </w:instrText>
             </w:r>
             <w:r>
               <w:rPr>
@@ -1259,7 +1259,7 @@
               <w14:ligatures w14:val="standardContextual"/>
             </w:rPr>
           </w:pPr>
-          <w:hyperlink w:anchor="_Toc204394555" w:history="1">
+          <w:hyperlink w:anchor="_Toc204613004" w:history="1">
             <w:r>
               <w:rPr>
                 <w:rStyle w:val="Hyperlink"/>
@@ -1287,7 +1287,7 @@
                 <w:noProof/>
                 <w:webHidden/>
               </w:rPr>
-              <w:instrText xml:space="preserve"> PAGEREF _Toc204394555 \h </w:instrText>
+              <w:instrText xml:space="preserve"> PAGEREF _Toc204613004 \h </w:instrText>
             </w:r>
             <w:r>
               <w:rPr>
@@ -1333,7 +1333,7 @@
               <w14:ligatures w14:val="standardContextual"/>
             </w:rPr>
           </w:pPr>
-          <w:hyperlink w:anchor="_Toc204394556" w:history="1">
+          <w:hyperlink w:anchor="_Toc204613005" w:history="1">
             <w:r>
               <w:rPr>
                 <w:rStyle w:val="Hyperlink"/>
@@ -1361,7 +1361,7 @@
                 <w:noProof/>
                 <w:webHidden/>
               </w:rPr>
-              <w:instrText xml:space="preserve"> PAGEREF _Toc204394556 \h </w:instrText>
+              <w:instrText xml:space="preserve"> PAGEREF _Toc204613005 \h </w:instrText>
             </w:r>
             <w:r>
               <w:rPr>
@@ -1407,7 +1407,7 @@
               <w14:ligatures w14:val="standardContextual"/>
             </w:rPr>
           </w:pPr>
-          <w:hyperlink w:anchor="_Toc204394557" w:history="1">
+          <w:hyperlink w:anchor="_Toc204613006" w:history="1">
             <w:r>
               <w:rPr>
                 <w:rStyle w:val="Hyperlink"/>
@@ -1435,7 +1435,7 @@
                 <w:noProof/>
                 <w:webHidden/>
               </w:rPr>
-              <w:instrText xml:space="preserve"> PAGEREF _Toc204394557 \h </w:instrText>
+              <w:instrText xml:space="preserve"> PAGEREF _Toc204613006 \h </w:instrText>
             </w:r>
             <w:r>
               <w:rPr>
@@ -1481,7 +1481,7 @@
               <w14:ligatures w14:val="standardContextual"/>
             </w:rPr>
           </w:pPr>
-          <w:hyperlink w:anchor="_Toc204394558" w:history="1">
+          <w:hyperlink w:anchor="_Toc204613007" w:history="1">
             <w:r>
               <w:rPr>
                 <w:rStyle w:val="Hyperlink"/>
@@ -1509,7 +1509,7 @@
                 <w:noProof/>
                 <w:webHidden/>
               </w:rPr>
-              <w:instrText xml:space="preserve"> PAGEREF _Toc204394558 \h </w:instrText>
+              <w:instrText xml:space="preserve"> PAGEREF _Toc204613007 \h </w:instrText>
             </w:r>
             <w:r>
               <w:rPr>
@@ -1555,7 +1555,7 @@
               <w14:ligatures w14:val="standardContextual"/>
             </w:rPr>
           </w:pPr>
-          <w:hyperlink w:anchor="_Toc204394559" w:history="1">
+          <w:hyperlink w:anchor="_Toc204613008" w:history="1">
             <w:r>
               <w:rPr>
                 <w:rStyle w:val="Hyperlink"/>
@@ -1583,7 +1583,7 @@
                 <w:noProof/>
                 <w:webHidden/>
               </w:rPr>
-              <w:instrText xml:space="preserve"> PAGEREF _Toc204394559 \h </w:instrText>
+              <w:instrText xml:space="preserve"> PAGEREF _Toc204613008 \h </w:instrText>
             </w:r>
             <w:r>
               <w:rPr>
@@ -1629,7 +1629,7 @@
               <w14:ligatures w14:val="standardContextual"/>
             </w:rPr>
           </w:pPr>
-          <w:hyperlink w:anchor="_Toc204394560" w:history="1">
+          <w:hyperlink w:anchor="_Toc204613009" w:history="1">
             <w:r>
               <w:rPr>
                 <w:rStyle w:val="Hyperlink"/>
@@ -1657,7 +1657,7 @@
                 <w:noProof/>
                 <w:webHidden/>
               </w:rPr>
-              <w:instrText xml:space="preserve"> PAGEREF _Toc204394560 \h </w:instrText>
+              <w:instrText xml:space="preserve"> PAGEREF _Toc204613009 \h </w:instrText>
             </w:r>
             <w:r>
               <w:rPr>
@@ -1703,7 +1703,7 @@
               <w14:ligatures w14:val="standardContextual"/>
             </w:rPr>
           </w:pPr>
-          <w:hyperlink w:anchor="_Toc204394561" w:history="1">
+          <w:hyperlink w:anchor="_Toc204613010" w:history="1">
             <w:r>
               <w:rPr>
                 <w:rStyle w:val="Hyperlink"/>
@@ -1731,7 +1731,81 @@
                 <w:noProof/>
                 <w:webHidden/>
               </w:rPr>
-              <w:instrText xml:space="preserve"> PAGEREF _Toc204394561 \h </w:instrText>
+              <w:instrText xml:space="preserve"> PAGEREF _Toc204613010 \h </w:instrText>
+            </w:r>
+            <w:r>
+              <w:rPr>
+                <w:noProof/>
+                <w:webHidden/>
+              </w:rPr>
+            </w:r>
+            <w:r>
+              <w:rPr>
+                <w:noProof/>
+                <w:webHidden/>
+              </w:rPr>
+              <w:fldChar w:fldCharType="separate"/>
+            </w:r>
+            <w:r>
+              <w:rPr>
+                <w:noProof/>
+                <w:webHidden/>
+              </w:rPr>
+              <w:t>6</w:t>
+            </w:r>
+            <w:r>
+              <w:rPr>
+                <w:noProof/>
+                <w:webHidden/>
+              </w:rPr>
+              <w:fldChar w:fldCharType="end"/>
+            </w:r>
+          </w:hyperlink>
+        </w:p>
+        <w:p>
+          <w:pPr>
+            <w:pStyle w:val="Sumrio2"/>
+            <w:tabs>
+              <w:tab w:val="right" w:leader="dot" w:pos="8630"/>
+            </w:tabs>
+            <w:rPr>
+              <w:noProof/>
+              <w:kern w:val="2"/>
+              <w:sz w:val="24"/>
+              <w:szCs w:val="24"/>
+              <w:lang w:eastAsia="pt-BR"/>
+              <w14:ligatures w14:val="standardContextual"/>
+            </w:rPr>
+          </w:pPr>
+          <w:hyperlink w:anchor="_Toc204613011" w:history="1">
+            <w:r>
+              <w:rPr>
+                <w:rStyle w:val="Hyperlink"/>
+                <w:rFonts w:ascii="Arial" w:hAnsi="Arial" w:cs="Arial"/>
+                <w:noProof/>
+              </w:rPr>
+              <w:t>RF15 – Cadastro de Síndicos</w:t>
+            </w:r>
+            <w:r>
+              <w:rPr>
+                <w:noProof/>
+                <w:webHidden/>
+              </w:rPr>
+              <w:tab/>
+            </w:r>
+            <w:r>
+              <w:rPr>
+                <w:noProof/>
+                <w:webHidden/>
+              </w:rPr>
+              <w:fldChar w:fldCharType="begin"/>
+            </w:r>
+            <w:r>
+              <w:rPr>
+                <w:noProof/>
+                <w:webHidden/>
+              </w:rPr>
+              <w:instrText xml:space="preserve"> PAGEREF _Toc204613011 \h </w:instrText>
             </w:r>
             <w:r>
               <w:rPr>
@@ -1777,7 +1851,7 @@
               <w14:ligatures w14:val="standardContextual"/>
             </w:rPr>
           </w:pPr>
-          <w:hyperlink w:anchor="_Toc204394562" w:history="1">
+          <w:hyperlink w:anchor="_Toc204613012" w:history="1">
             <w:r>
               <w:rPr>
                 <w:rStyle w:val="Hyperlink"/>
@@ -1805,7 +1879,7 @@
                 <w:noProof/>
                 <w:webHidden/>
               </w:rPr>
-              <w:instrText xml:space="preserve"> PAGEREF _Toc204394562 \h </w:instrText>
+              <w:instrText xml:space="preserve"> PAGEREF _Toc204613012 \h </w:instrText>
             </w:r>
             <w:r>
               <w:rPr>
@@ -1851,7 +1925,7 @@
               <w14:ligatures w14:val="standardContextual"/>
             </w:rPr>
           </w:pPr>
-          <w:hyperlink w:anchor="_Toc204394563" w:history="1">
+          <w:hyperlink w:anchor="_Toc204613013" w:history="1">
             <w:r>
               <w:rPr>
                 <w:rStyle w:val="Hyperlink"/>
@@ -1879,7 +1953,7 @@
                 <w:noProof/>
                 <w:webHidden/>
               </w:rPr>
-              <w:instrText xml:space="preserve"> PAGEREF _Toc204394563 \h </w:instrText>
+              <w:instrText xml:space="preserve"> PAGEREF _Toc204613013 \h </w:instrText>
             </w:r>
             <w:r>
               <w:rPr>
@@ -1925,7 +1999,7 @@
               <w14:ligatures w14:val="standardContextual"/>
             </w:rPr>
           </w:pPr>
-          <w:hyperlink w:anchor="_Toc204394564" w:history="1">
+          <w:hyperlink w:anchor="_Toc204613014" w:history="1">
             <w:r>
               <w:rPr>
                 <w:rStyle w:val="Hyperlink"/>
@@ -1953,7 +2027,7 @@
                 <w:noProof/>
                 <w:webHidden/>
               </w:rPr>
-              <w:instrText xml:space="preserve"> PAGEREF _Toc204394564 \h </w:instrText>
+              <w:instrText xml:space="preserve"> PAGEREF _Toc204613014 \h </w:instrText>
             </w:r>
             <w:r>
               <w:rPr>
@@ -1973,7 +2047,7 @@
                 <w:noProof/>
                 <w:webHidden/>
               </w:rPr>
-              <w:t>6</w:t>
+              <w:t>7</w:t>
             </w:r>
             <w:r>
               <w:rPr>
@@ -1999,7 +2073,7 @@
               <w14:ligatures w14:val="standardContextual"/>
             </w:rPr>
           </w:pPr>
-          <w:hyperlink w:anchor="_Toc204394565" w:history="1">
+          <w:hyperlink w:anchor="_Toc204613015" w:history="1">
             <w:r>
               <w:rPr>
                 <w:rStyle w:val="Hyperlink"/>
@@ -2027,7 +2101,7 @@
                 <w:noProof/>
                 <w:webHidden/>
               </w:rPr>
-              <w:instrText xml:space="preserve"> PAGEREF _Toc204394565 \h </w:instrText>
+              <w:instrText xml:space="preserve"> PAGEREF _Toc204613015 \h </w:instrText>
             </w:r>
             <w:r>
               <w:rPr>
@@ -2047,7 +2121,7 @@
                 <w:noProof/>
                 <w:webHidden/>
               </w:rPr>
-              <w:t>6</w:t>
+              <w:t>7</w:t>
             </w:r>
             <w:r>
               <w:rPr>
@@ -2073,7 +2147,7 @@
               <w14:ligatures w14:val="standardContextual"/>
             </w:rPr>
           </w:pPr>
-          <w:hyperlink w:anchor="_Toc204394566" w:history="1">
+          <w:hyperlink w:anchor="_Toc204613016" w:history="1">
             <w:r>
               <w:rPr>
                 <w:rStyle w:val="Hyperlink"/>
@@ -2101,7 +2175,7 @@
                 <w:noProof/>
                 <w:webHidden/>
               </w:rPr>
-              <w:instrText xml:space="preserve"> PAGEREF _Toc204394566 \h </w:instrText>
+              <w:instrText xml:space="preserve"> PAGEREF _Toc204613016 \h </w:instrText>
             </w:r>
             <w:r>
               <w:rPr>
@@ -2147,7 +2221,7 @@
               <w14:ligatures w14:val="standardContextual"/>
             </w:rPr>
           </w:pPr>
-          <w:hyperlink w:anchor="_Toc204394567" w:history="1">
+          <w:hyperlink w:anchor="_Toc204613017" w:history="1">
             <w:r>
               <w:rPr>
                 <w:rStyle w:val="Hyperlink"/>
@@ -2175,7 +2249,7 @@
                 <w:noProof/>
                 <w:webHidden/>
               </w:rPr>
-              <w:instrText xml:space="preserve"> PAGEREF _Toc204394567 \h </w:instrText>
+              <w:instrText xml:space="preserve"> PAGEREF _Toc204613017 \h </w:instrText>
             </w:r>
             <w:r>
               <w:rPr>
@@ -2221,7 +2295,7 @@
               <w14:ligatures w14:val="standardContextual"/>
             </w:rPr>
           </w:pPr>
-          <w:hyperlink w:anchor="_Toc204394568" w:history="1">
+          <w:hyperlink w:anchor="_Toc204613018" w:history="1">
             <w:r>
               <w:rPr>
                 <w:rStyle w:val="Hyperlink"/>
@@ -2249,7 +2323,7 @@
                 <w:noProof/>
                 <w:webHidden/>
               </w:rPr>
-              <w:instrText xml:space="preserve"> PAGEREF _Toc204394568 \h </w:instrText>
+              <w:instrText xml:space="preserve"> PAGEREF _Toc204613018 \h </w:instrText>
             </w:r>
             <w:r>
               <w:rPr>
@@ -2295,7 +2369,7 @@
               <w14:ligatures w14:val="standardContextual"/>
             </w:rPr>
           </w:pPr>
-          <w:hyperlink w:anchor="_Toc204394569" w:history="1">
+          <w:hyperlink w:anchor="_Toc204613019" w:history="1">
             <w:r>
               <w:rPr>
                 <w:rStyle w:val="Hyperlink"/>
@@ -2323,7 +2397,7 @@
                 <w:noProof/>
                 <w:webHidden/>
               </w:rPr>
-              <w:instrText xml:space="preserve"> PAGEREF _Toc204394569 \h </w:instrText>
+              <w:instrText xml:space="preserve"> PAGEREF _Toc204613019 \h </w:instrText>
             </w:r>
             <w:r>
               <w:rPr>
@@ -2369,7 +2443,7 @@
               <w14:ligatures w14:val="standardContextual"/>
             </w:rPr>
           </w:pPr>
-          <w:hyperlink w:anchor="_Toc204394570" w:history="1">
+          <w:hyperlink w:anchor="_Toc204613020" w:history="1">
             <w:r>
               <w:rPr>
                 <w:rStyle w:val="Hyperlink"/>
@@ -2397,7 +2471,7 @@
                 <w:noProof/>
                 <w:webHidden/>
               </w:rPr>
-              <w:instrText xml:space="preserve"> PAGEREF _Toc204394570 \h </w:instrText>
+              <w:instrText xml:space="preserve"> PAGEREF _Toc204613020 \h </w:instrText>
             </w:r>
             <w:r>
               <w:rPr>
@@ -2443,7 +2517,7 @@
               <w14:ligatures w14:val="standardContextual"/>
             </w:rPr>
           </w:pPr>
-          <w:hyperlink w:anchor="_Toc204394571" w:history="1">
+          <w:hyperlink w:anchor="_Toc204613021" w:history="1">
             <w:r>
               <w:rPr>
                 <w:rStyle w:val="Hyperlink"/>
@@ -2471,7 +2545,7 @@
                 <w:noProof/>
                 <w:webHidden/>
               </w:rPr>
-              <w:instrText xml:space="preserve"> PAGEREF _Toc204394571 \h </w:instrText>
+              <w:instrText xml:space="preserve"> PAGEREF _Toc204613021 \h </w:instrText>
             </w:r>
             <w:r>
               <w:rPr>
@@ -2517,7 +2591,7 @@
               <w14:ligatures w14:val="standardContextual"/>
             </w:rPr>
           </w:pPr>
-          <w:hyperlink w:anchor="_Toc204394572" w:history="1">
+          <w:hyperlink w:anchor="_Toc204613022" w:history="1">
             <w:r>
               <w:rPr>
                 <w:rStyle w:val="Hyperlink"/>
@@ -2545,7 +2619,7 @@
                 <w:noProof/>
                 <w:webHidden/>
               </w:rPr>
-              <w:instrText xml:space="preserve"> PAGEREF _Toc204394572 \h </w:instrText>
+              <w:instrText xml:space="preserve"> PAGEREF _Toc204613022 \h </w:instrText>
             </w:r>
             <w:r>
               <w:rPr>
@@ -2591,7 +2665,7 @@
               <w14:ligatures w14:val="standardContextual"/>
             </w:rPr>
           </w:pPr>
-          <w:hyperlink w:anchor="_Toc204394573" w:history="1">
+          <w:hyperlink w:anchor="_Toc204613023" w:history="1">
             <w:r>
               <w:rPr>
                 <w:rStyle w:val="Hyperlink"/>
@@ -2619,7 +2693,7 @@
                 <w:noProof/>
                 <w:webHidden/>
               </w:rPr>
-              <w:instrText xml:space="preserve"> PAGEREF _Toc204394573 \h </w:instrText>
+              <w:instrText xml:space="preserve"> PAGEREF _Toc204613023 \h </w:instrText>
             </w:r>
             <w:r>
               <w:rPr>
@@ -2665,7 +2739,7 @@
               <w14:ligatures w14:val="standardContextual"/>
             </w:rPr>
           </w:pPr>
-          <w:hyperlink w:anchor="_Toc204394574" w:history="1">
+          <w:hyperlink w:anchor="_Toc204613024" w:history="1">
             <w:r>
               <w:rPr>
                 <w:rStyle w:val="Hyperlink"/>
@@ -2693,7 +2767,7 @@
                 <w:noProof/>
                 <w:webHidden/>
               </w:rPr>
-              <w:instrText xml:space="preserve"> PAGEREF _Toc204394574 \h </w:instrText>
+              <w:instrText xml:space="preserve"> PAGEREF _Toc204613024 \h </w:instrText>
             </w:r>
             <w:r>
               <w:rPr>
@@ -2713,7 +2787,7 @@
                 <w:noProof/>
                 <w:webHidden/>
               </w:rPr>
-              <w:t>7</w:t>
+              <w:t>8</w:t>
             </w:r>
             <w:r>
               <w:rPr>
@@ -2739,7 +2813,7 @@
               <w14:ligatures w14:val="standardContextual"/>
             </w:rPr>
           </w:pPr>
-          <w:hyperlink w:anchor="_Toc204394575" w:history="1">
+          <w:hyperlink w:anchor="_Toc204613025" w:history="1">
             <w:r>
               <w:rPr>
                 <w:rStyle w:val="Hyperlink"/>
@@ -2767,7 +2841,7 @@
                 <w:noProof/>
                 <w:webHidden/>
               </w:rPr>
-              <w:instrText xml:space="preserve"> PAGEREF _Toc204394575 \h </w:instrText>
+              <w:instrText xml:space="preserve"> PAGEREF _Toc204613025 \h </w:instrText>
             </w:r>
             <w:r>
               <w:rPr>
@@ -2813,7 +2887,7 @@
               <w14:ligatures w14:val="standardContextual"/>
             </w:rPr>
           </w:pPr>
-          <w:hyperlink w:anchor="_Toc204394576" w:history="1">
+          <w:hyperlink w:anchor="_Toc204613026" w:history="1">
             <w:r>
               <w:rPr>
                 <w:rStyle w:val="Hyperlink"/>
@@ -2841,7 +2915,7 @@
                 <w:noProof/>
                 <w:webHidden/>
               </w:rPr>
-              <w:instrText xml:space="preserve"> PAGEREF _Toc204394576 \h </w:instrText>
+              <w:instrText xml:space="preserve"> PAGEREF _Toc204613026 \h </w:instrText>
             </w:r>
             <w:r>
               <w:rPr>
@@ -2887,7 +2961,7 @@
               <w14:ligatures w14:val="standardContextual"/>
             </w:rPr>
           </w:pPr>
-          <w:hyperlink w:anchor="_Toc204394577" w:history="1">
+          <w:hyperlink w:anchor="_Toc204613027" w:history="1">
             <w:r>
               <w:rPr>
                 <w:rStyle w:val="Hyperlink"/>
@@ -2915,7 +2989,7 @@
                 <w:noProof/>
                 <w:webHidden/>
               </w:rPr>
-              <w:instrText xml:space="preserve"> PAGEREF _Toc204394577 \h </w:instrText>
+              <w:instrText xml:space="preserve"> PAGEREF _Toc204613027 \h </w:instrText>
             </w:r>
             <w:r>
               <w:rPr>
@@ -2961,7 +3035,7 @@
               <w14:ligatures w14:val="standardContextual"/>
             </w:rPr>
           </w:pPr>
-          <w:hyperlink w:anchor="_Toc204394578" w:history="1">
+          <w:hyperlink w:anchor="_Toc204613028" w:history="1">
             <w:r>
               <w:rPr>
                 <w:rStyle w:val="Hyperlink"/>
@@ -2989,7 +3063,7 @@
                 <w:noProof/>
                 <w:webHidden/>
               </w:rPr>
-              <w:instrText xml:space="preserve"> PAGEREF _Toc204394578 \h </w:instrText>
+              <w:instrText xml:space="preserve"> PAGEREF _Toc204613028 \h </w:instrText>
             </w:r>
             <w:r>
               <w:rPr>
@@ -3035,7 +3109,7 @@
               <w14:ligatures w14:val="standardContextual"/>
             </w:rPr>
           </w:pPr>
-          <w:hyperlink w:anchor="_Toc204394579" w:history="1">
+          <w:hyperlink w:anchor="_Toc204613029" w:history="1">
             <w:r>
               <w:rPr>
                 <w:rStyle w:val="Hyperlink"/>
@@ -3063,7 +3137,7 @@
                 <w:noProof/>
                 <w:webHidden/>
               </w:rPr>
-              <w:instrText xml:space="preserve"> PAGEREF _Toc204394579 \h </w:instrText>
+              <w:instrText xml:space="preserve"> PAGEREF _Toc204613029 \h </w:instrText>
             </w:r>
             <w:r>
               <w:rPr>
@@ -3109,7 +3183,7 @@
               <w14:ligatures w14:val="standardContextual"/>
             </w:rPr>
           </w:pPr>
-          <w:hyperlink w:anchor="_Toc204394580" w:history="1">
+          <w:hyperlink w:anchor="_Toc204613030" w:history="1">
             <w:r>
               <w:rPr>
                 <w:rStyle w:val="Hyperlink"/>
@@ -3137,7 +3211,7 @@
                 <w:noProof/>
                 <w:webHidden/>
               </w:rPr>
-              <w:instrText xml:space="preserve"> PAGEREF _Toc204394580 \h </w:instrText>
+              <w:instrText xml:space="preserve"> PAGEREF _Toc204613030 \h </w:instrText>
             </w:r>
             <w:r>
               <w:rPr>
@@ -3183,7 +3257,7 @@
               <w14:ligatures w14:val="standardContextual"/>
             </w:rPr>
           </w:pPr>
-          <w:hyperlink w:anchor="_Toc204394581" w:history="1">
+          <w:hyperlink w:anchor="_Toc204613031" w:history="1">
             <w:r>
               <w:rPr>
                 <w:rStyle w:val="Hyperlink"/>
@@ -3211,7 +3285,7 @@
                 <w:noProof/>
                 <w:webHidden/>
               </w:rPr>
-              <w:instrText xml:space="preserve"> PAGEREF _Toc204394581 \h </w:instrText>
+              <w:instrText xml:space="preserve"> PAGEREF _Toc204613031 \h </w:instrText>
             </w:r>
             <w:r>
               <w:rPr>
@@ -3257,7 +3331,7 @@
               <w14:ligatures w14:val="standardContextual"/>
             </w:rPr>
           </w:pPr>
-          <w:hyperlink w:anchor="_Toc204394582" w:history="1">
+          <w:hyperlink w:anchor="_Toc204613032" w:history="1">
             <w:r>
               <w:rPr>
                 <w:rStyle w:val="Hyperlink"/>
@@ -3285,7 +3359,7 @@
                 <w:noProof/>
                 <w:webHidden/>
               </w:rPr>
-              <w:instrText xml:space="preserve"> PAGEREF _Toc204394582 \h </w:instrText>
+              <w:instrText xml:space="preserve"> PAGEREF _Toc204613032 \h </w:instrText>
             </w:r>
             <w:r>
               <w:rPr>
@@ -3331,7 +3405,7 @@
               <w14:ligatures w14:val="standardContextual"/>
             </w:rPr>
           </w:pPr>
-          <w:hyperlink w:anchor="_Toc204394583" w:history="1">
+          <w:hyperlink w:anchor="_Toc204613033" w:history="1">
             <w:r>
               <w:rPr>
                 <w:rStyle w:val="Hyperlink"/>
@@ -3359,7 +3433,81 @@
                 <w:noProof/>
                 <w:webHidden/>
               </w:rPr>
-              <w:instrText xml:space="preserve"> PAGEREF _Toc204394583 \h </w:instrText>
+              <w:instrText xml:space="preserve"> PAGEREF _Toc204613033 \h </w:instrText>
+            </w:r>
+            <w:r>
+              <w:rPr>
+                <w:noProof/>
+                <w:webHidden/>
+              </w:rPr>
+            </w:r>
+            <w:r>
+              <w:rPr>
+                <w:noProof/>
+                <w:webHidden/>
+              </w:rPr>
+              <w:fldChar w:fldCharType="separate"/>
+            </w:r>
+            <w:r>
+              <w:rPr>
+                <w:noProof/>
+                <w:webHidden/>
+              </w:rPr>
+              <w:t>9</w:t>
+            </w:r>
+            <w:r>
+              <w:rPr>
+                <w:noProof/>
+                <w:webHidden/>
+              </w:rPr>
+              <w:fldChar w:fldCharType="end"/>
+            </w:r>
+          </w:hyperlink>
+        </w:p>
+        <w:p>
+          <w:pPr>
+            <w:pStyle w:val="Sumrio2"/>
+            <w:tabs>
+              <w:tab w:val="right" w:leader="dot" w:pos="8630"/>
+            </w:tabs>
+            <w:rPr>
+              <w:noProof/>
+              <w:kern w:val="2"/>
+              <w:sz w:val="24"/>
+              <w:szCs w:val="24"/>
+              <w:lang w:eastAsia="pt-BR"/>
+              <w14:ligatures w14:val="standardContextual"/>
+            </w:rPr>
+          </w:pPr>
+          <w:hyperlink w:anchor="_Toc204613034" w:history="1">
+            <w:r>
+              <w:rPr>
+                <w:rStyle w:val="Hyperlink"/>
+                <w:rFonts w:ascii="Arial" w:hAnsi="Arial" w:cs="Arial"/>
+                <w:noProof/>
+              </w:rPr>
+              <w:t>RN15 – Cadastro de Síndicos:</w:t>
+            </w:r>
+            <w:r>
+              <w:rPr>
+                <w:noProof/>
+                <w:webHidden/>
+              </w:rPr>
+              <w:tab/>
+            </w:r>
+            <w:r>
+              <w:rPr>
+                <w:noProof/>
+                <w:webHidden/>
+              </w:rPr>
+              <w:fldChar w:fldCharType="begin"/>
+            </w:r>
+            <w:r>
+              <w:rPr>
+                <w:noProof/>
+                <w:webHidden/>
+              </w:rPr>
+              <w:instrText xml:space="preserve"> PAGEREF _Toc204613034 \h </w:instrText>
             </w:r>
             <w:r>
               <w:rPr>
@@ -3405,7 +3553,7 @@
               <w14:ligatures w14:val="standardContextual"/>
             </w:rPr>
           </w:pPr>
-          <w:hyperlink w:anchor="_Toc204394584" w:history="1">
+          <w:hyperlink w:anchor="_Toc204613035" w:history="1">
             <w:r>
               <w:rPr>
                 <w:rStyle w:val="Hyperlink"/>
@@ -3433,7 +3581,7 @@
                 <w:noProof/>
                 <w:webHidden/>
               </w:rPr>
-              <w:instrText xml:space="preserve"> PAGEREF _Toc204394584 \h </w:instrText>
+              <w:instrText xml:space="preserve"> PAGEREF _Toc204613035 \h </w:instrText>
             </w:r>
             <w:r>
               <w:rPr>
@@ -3479,7 +3627,7 @@
               <w14:ligatures w14:val="standardContextual"/>
             </w:rPr>
           </w:pPr>
-          <w:hyperlink w:anchor="_Toc204394585" w:history="1">
+          <w:hyperlink w:anchor="_Toc204613036" w:history="1">
             <w:r>
               <w:rPr>
                 <w:rStyle w:val="Hyperlink"/>
@@ -3507,7 +3655,7 @@
                 <w:noProof/>
                 <w:webHidden/>
               </w:rPr>
-              <w:instrText xml:space="preserve"> PAGEREF _Toc204394585 \h </w:instrText>
+              <w:instrText xml:space="preserve"> PAGEREF _Toc204613036 \h </w:instrText>
             </w:r>
             <w:r>
               <w:rPr>
@@ -3553,7 +3701,7 @@
               <w14:ligatures w14:val="standardContextual"/>
             </w:rPr>
           </w:pPr>
-          <w:hyperlink w:anchor="_Toc204394586" w:history="1">
+          <w:hyperlink w:anchor="_Toc204613037" w:history="1">
             <w:r>
               <w:rPr>
                 <w:rStyle w:val="Hyperlink"/>
@@ -3581,7 +3729,7 @@
                 <w:noProof/>
                 <w:webHidden/>
               </w:rPr>
-              <w:instrText xml:space="preserve"> PAGEREF _Toc204394586 \h </w:instrText>
+              <w:instrText xml:space="preserve"> PAGEREF _Toc204613037 \h </w:instrText>
             </w:r>
             <w:r>
               <w:rPr>
@@ -3627,7 +3775,7 @@
               <w14:ligatures w14:val="standardContextual"/>
             </w:rPr>
           </w:pPr>
-          <w:hyperlink w:anchor="_Toc204394587" w:history="1">
+          <w:hyperlink w:anchor="_Toc204613038" w:history="1">
             <w:r>
               <w:rPr>
                 <w:rStyle w:val="Hyperlink"/>
@@ -3655,7 +3803,7 @@
                 <w:noProof/>
                 <w:webHidden/>
               </w:rPr>
-              <w:instrText xml:space="preserve"> PAGEREF _Toc204394587 \h </w:instrText>
+              <w:instrText xml:space="preserve"> PAGEREF _Toc204613038 \h </w:instrText>
             </w:r>
             <w:r>
               <w:rPr>
@@ -3701,7 +3849,7 @@
               <w14:ligatures w14:val="standardContextual"/>
             </w:rPr>
           </w:pPr>
-          <w:hyperlink w:anchor="_Toc204394588" w:history="1">
+          <w:hyperlink w:anchor="_Toc204613039" w:history="1">
             <w:r>
               <w:rPr>
                 <w:rStyle w:val="Hyperlink"/>
@@ -3729,7 +3877,7 @@
                 <w:noProof/>
                 <w:webHidden/>
               </w:rPr>
-              <w:instrText xml:space="preserve"> PAGEREF _Toc204394588 \h </w:instrText>
+              <w:instrText xml:space="preserve"> PAGEREF _Toc204613039 \h </w:instrText>
             </w:r>
             <w:r>
               <w:rPr>
@@ -3775,7 +3923,7 @@
               <w14:ligatures w14:val="standardContextual"/>
             </w:rPr>
           </w:pPr>
-          <w:hyperlink w:anchor="_Toc204394589" w:history="1">
+          <w:hyperlink w:anchor="_Toc204613040" w:history="1">
             <w:r>
               <w:rPr>
                 <w:rStyle w:val="Hyperlink"/>
@@ -3803,7 +3951,7 @@
                 <w:noProof/>
                 <w:webHidden/>
               </w:rPr>
-              <w:instrText xml:space="preserve"> PAGEREF _Toc204394589 \h </w:instrText>
+              <w:instrText xml:space="preserve"> PAGEREF _Toc204613040 \h </w:instrText>
             </w:r>
             <w:r>
               <w:rPr>
@@ -3849,7 +3997,7 @@
               <w14:ligatures w14:val="standardContextual"/>
             </w:rPr>
           </w:pPr>
-          <w:hyperlink w:anchor="_Toc204394590" w:history="1">
+          <w:hyperlink w:anchor="_Toc204613041" w:history="1">
             <w:r>
               <w:rPr>
                 <w:rStyle w:val="Hyperlink"/>
@@ -3877,7 +4025,7 @@
                 <w:noProof/>
                 <w:webHidden/>
               </w:rPr>
-              <w:instrText xml:space="preserve"> PAGEREF _Toc204394590 \h </w:instrText>
+              <w:instrText xml:space="preserve"> PAGEREF _Toc204613041 \h </w:instrText>
             </w:r>
             <w:r>
               <w:rPr>
@@ -3923,7 +4071,7 @@
               <w14:ligatures w14:val="standardContextual"/>
             </w:rPr>
           </w:pPr>
-          <w:hyperlink w:anchor="_Toc204394591" w:history="1">
+          <w:hyperlink w:anchor="_Toc204613042" w:history="1">
             <w:r>
               <w:rPr>
                 <w:rStyle w:val="Hyperlink"/>
@@ -3951,7 +4099,7 @@
                 <w:noProof/>
                 <w:webHidden/>
               </w:rPr>
-              <w:instrText xml:space="preserve"> PAGEREF _Toc204394591 \h </w:instrText>
+              <w:instrText xml:space="preserve"> PAGEREF _Toc204613042 \h </w:instrText>
             </w:r>
             <w:r>
               <w:rPr>
@@ -3997,7 +4145,7 @@
               <w14:ligatures w14:val="standardContextual"/>
             </w:rPr>
           </w:pPr>
-          <w:hyperlink w:anchor="_Toc204394592" w:history="1">
+          <w:hyperlink w:anchor="_Toc204613043" w:history="1">
             <w:r>
               <w:rPr>
                 <w:rStyle w:val="Hyperlink"/>
@@ -4025,7 +4173,7 @@
                 <w:noProof/>
                 <w:webHidden/>
               </w:rPr>
-              <w:instrText xml:space="preserve"> PAGEREF _Toc204394592 \h </w:instrText>
+              <w:instrText xml:space="preserve"> PAGEREF _Toc204613043 \h </w:instrText>
             </w:r>
             <w:r>
               <w:rPr>
@@ -4046,6 +4194,154 @@
                 <w:webHidden/>
               </w:rPr>
               <w:t>11</w:t>
+            </w:r>
+            <w:r>
+              <w:rPr>
+                <w:noProof/>
+                <w:webHidden/>
+              </w:rPr>
+              <w:fldChar w:fldCharType="end"/>
+            </w:r>
+          </w:hyperlink>
+        </w:p>
+        <w:p>
+          <w:pPr>
+            <w:pStyle w:val="Sumrio2"/>
+            <w:tabs>
+              <w:tab w:val="right" w:leader="dot" w:pos="8630"/>
+            </w:tabs>
+            <w:rPr>
+              <w:noProof/>
+              <w:kern w:val="2"/>
+              <w:sz w:val="24"/>
+              <w:szCs w:val="24"/>
+              <w:lang w:eastAsia="pt-BR"/>
+              <w14:ligatures w14:val="standardContextual"/>
+            </w:rPr>
+          </w:pPr>
+          <w:hyperlink w:anchor="_Toc204613044" w:history="1">
+            <w:r>
+              <w:rPr>
+                <w:rStyle w:val="Hyperlink"/>
+                <w:rFonts w:ascii="Arial" w:hAnsi="Arial" w:cs="Arial"/>
+                <w:noProof/>
+              </w:rPr>
+              <w:t>Tabela: Sindico</w:t>
+            </w:r>
+            <w:r>
+              <w:rPr>
+                <w:noProof/>
+                <w:webHidden/>
+              </w:rPr>
+              <w:tab/>
+            </w:r>
+            <w:r>
+              <w:rPr>
+                <w:noProof/>
+                <w:webHidden/>
+              </w:rPr>
+              <w:fldChar w:fldCharType="begin"/>
+            </w:r>
+            <w:r>
+              <w:rPr>
+                <w:noProof/>
+                <w:webHidden/>
+              </w:rPr>
+              <w:instrText xml:space="preserve"> PAGEREF _Toc204613044 \h </w:instrText>
+            </w:r>
+            <w:r>
+              <w:rPr>
+                <w:noProof/>
+                <w:webHidden/>
+              </w:rPr>
+            </w:r>
+            <w:r>
+              <w:rPr>
+                <w:noProof/>
+                <w:webHidden/>
+              </w:rPr>
+              <w:fldChar w:fldCharType="separate"/>
+            </w:r>
+            <w:r>
+              <w:rPr>
+                <w:noProof/>
+                <w:webHidden/>
+              </w:rPr>
+              <w:t>11</w:t>
+            </w:r>
+            <w:r>
+              <w:rPr>
+                <w:noProof/>
+                <w:webHidden/>
+              </w:rPr>
+              <w:fldChar w:fldCharType="end"/>
+            </w:r>
+          </w:hyperlink>
+        </w:p>
+        <w:p>
+          <w:pPr>
+            <w:pStyle w:val="Sumrio2"/>
+            <w:tabs>
+              <w:tab w:val="right" w:leader="dot" w:pos="8630"/>
+            </w:tabs>
+            <w:rPr>
+              <w:noProof/>
+              <w:kern w:val="2"/>
+              <w:sz w:val="24"/>
+              <w:szCs w:val="24"/>
+              <w:lang w:eastAsia="pt-BR"/>
+              <w14:ligatures w14:val="standardContextual"/>
+            </w:rPr>
+          </w:pPr>
+          <w:hyperlink w:anchor="_Toc204613045" w:history="1">
+            <w:r>
+              <w:rPr>
+                <w:rStyle w:val="Hyperlink"/>
+                <w:rFonts w:ascii="Arial" w:hAnsi="Arial" w:cs="Arial"/>
+                <w:noProof/>
+              </w:rPr>
+              <w:t>Tabela: SindicoCliente</w:t>
+            </w:r>
+            <w:r>
+              <w:rPr>
+                <w:noProof/>
+                <w:webHidden/>
+              </w:rPr>
+              <w:tab/>
+            </w:r>
+            <w:r>
+              <w:rPr>
+                <w:noProof/>
+                <w:webHidden/>
+              </w:rPr>
+              <w:fldChar w:fldCharType="begin"/>
+            </w:r>
+            <w:r>
+              <w:rPr>
+                <w:noProof/>
+                <w:webHidden/>
+              </w:rPr>
+              <w:instrText xml:space="preserve"> PAGEREF _Toc204613045 \h </w:instrText>
+            </w:r>
+            <w:r>
+              <w:rPr>
+                <w:noProof/>
+                <w:webHidden/>
+              </w:rPr>
+            </w:r>
+            <w:r>
+              <w:rPr>
+                <w:noProof/>
+                <w:webHidden/>
+              </w:rPr>
+              <w:fldChar w:fldCharType="separate"/>
+            </w:r>
+            <w:r>
+              <w:rPr>
+                <w:noProof/>
+                <w:webHidden/>
+              </w:rPr>
+              <w:t>12</w:t>
             </w:r>
             <w:r>
               <w:rPr>
@@ -4071,7 +4367,7 @@
               <w14:ligatures w14:val="standardContextual"/>
             </w:rPr>
           </w:pPr>
-          <w:hyperlink w:anchor="_Toc204394593" w:history="1">
+          <w:hyperlink w:anchor="_Toc204613046" w:history="1">
             <w:r>
               <w:rPr>
                 <w:rStyle w:val="Hyperlink"/>
@@ -4099,7 +4395,7 @@
                 <w:noProof/>
                 <w:webHidden/>
               </w:rPr>
-              <w:instrText xml:space="preserve"> PAGEREF _Toc204394593 \h </w:instrText>
+              <w:instrText xml:space="preserve"> PAGEREF _Toc204613046 \h </w:instrText>
             </w:r>
             <w:r>
               <w:rPr>
@@ -4119,7 +4415,7 @@
                 <w:noProof/>
                 <w:webHidden/>
               </w:rPr>
-              <w:t>11</w:t>
+              <w:t>12</w:t>
             </w:r>
             <w:r>
               <w:rPr>
@@ -4182,7 +4478,7 @@
           <w:szCs w:val="24"/>
         </w:rPr>
       </w:pPr>
-      <w:bookmarkStart w:id="0" w:name="_Toc204394542"/>
+      <w:bookmarkStart w:id="0" w:name="_Toc204612991"/>
       <w:r>
         <w:rPr>
           <w:rFonts w:ascii="Arial" w:hAnsi="Arial" w:cs="Arial"/>
@@ -4204,7 +4500,7 @@
           <w:szCs w:val="22"/>
         </w:rPr>
       </w:pPr>
-      <w:bookmarkStart w:id="1" w:name="_Toc204394543"/>
+      <w:bookmarkStart w:id="1" w:name="_Toc204612992"/>
       <w:r>
         <w:rPr>
           <w:rFonts w:ascii="Arial" w:hAnsi="Arial" w:cs="Arial"/>
@@ -4288,7 +4584,7 @@
           <w:szCs w:val="22"/>
         </w:rPr>
       </w:pPr>
-      <w:bookmarkStart w:id="2" w:name="_Toc204394544"/>
+      <w:bookmarkStart w:id="2" w:name="_Toc204612993"/>
       <w:r>
         <w:rPr>
           <w:rFonts w:ascii="Arial" w:hAnsi="Arial" w:cs="Arial"/>
@@ -4468,7 +4764,7 @@
           <w:szCs w:val="22"/>
         </w:rPr>
       </w:pPr>
-      <w:bookmarkStart w:id="3" w:name="_Toc204394545"/>
+      <w:bookmarkStart w:id="3" w:name="_Toc204612994"/>
       <w:r>
         <w:rPr>
           <w:rFonts w:ascii="Arial" w:hAnsi="Arial" w:cs="Arial"/>
@@ -4717,7 +5013,7 @@
           <w:szCs w:val="24"/>
         </w:rPr>
       </w:pPr>
-      <w:bookmarkStart w:id="4" w:name="_Toc204394546"/>
+      <w:bookmarkStart w:id="4" w:name="_Toc204612995"/>
       <w:r>
         <w:rPr>
           <w:rFonts w:ascii="Arial" w:hAnsi="Arial" w:cs="Arial"/>
@@ -5152,7 +5448,7 @@
           <w:szCs w:val="24"/>
         </w:rPr>
       </w:pPr>
-      <w:bookmarkStart w:id="5" w:name="_Toc204394547"/>
+      <w:bookmarkStart w:id="5" w:name="_Toc204612996"/>
       <w:r>
         <w:rPr>
           <w:rFonts w:ascii="Arial" w:hAnsi="Arial" w:cs="Arial"/>
@@ -5197,7 +5493,7 @@
           <w:szCs w:val="22"/>
         </w:rPr>
       </w:pPr>
-      <w:bookmarkStart w:id="6" w:name="_Toc204394548"/>
+      <w:bookmarkStart w:id="6" w:name="_Toc204612997"/>
       <w:r>
         <w:rPr>
           <w:rFonts w:ascii="Arial" w:hAnsi="Arial" w:cs="Arial"/>
@@ -5234,7 +5530,7 @@
           <w:szCs w:val="22"/>
         </w:rPr>
       </w:pPr>
-      <w:bookmarkStart w:id="7" w:name="_Toc204394549"/>
+      <w:bookmarkStart w:id="7" w:name="_Toc204612998"/>
       <w:r>
         <w:rPr>
           <w:rFonts w:ascii="Arial" w:hAnsi="Arial" w:cs="Arial"/>
@@ -5271,7 +5567,7 @@
           <w:szCs w:val="22"/>
         </w:rPr>
       </w:pPr>
-      <w:bookmarkStart w:id="8" w:name="_Toc204394550"/>
+      <w:bookmarkStart w:id="8" w:name="_Toc204612999"/>
       <w:r>
         <w:rPr>
           <w:rFonts w:ascii="Arial" w:hAnsi="Arial" w:cs="Arial"/>
@@ -5308,7 +5604,7 @@
           <w:szCs w:val="22"/>
         </w:rPr>
       </w:pPr>
-      <w:bookmarkStart w:id="9" w:name="_Toc204394551"/>
+      <w:bookmarkStart w:id="9" w:name="_Toc204613000"/>
       <w:r>
         <w:rPr>
           <w:rFonts w:ascii="Arial" w:hAnsi="Arial" w:cs="Arial"/>
@@ -5345,7 +5641,7 @@
           <w:szCs w:val="22"/>
         </w:rPr>
       </w:pPr>
-      <w:bookmarkStart w:id="10" w:name="_Toc204394552"/>
+      <w:bookmarkStart w:id="10" w:name="_Toc204613001"/>
       <w:r>
         <w:rPr>
           <w:rFonts w:ascii="Arial" w:hAnsi="Arial" w:cs="Arial"/>
@@ -5382,7 +5678,7 @@
           <w:szCs w:val="22"/>
         </w:rPr>
       </w:pPr>
-      <w:bookmarkStart w:id="11" w:name="_Toc204394553"/>
+      <w:bookmarkStart w:id="11" w:name="_Toc204613002"/>
       <w:r>
         <w:rPr>
           <w:rFonts w:ascii="Arial" w:hAnsi="Arial" w:cs="Arial"/>
@@ -5419,7 +5715,7 @@
           <w:szCs w:val="22"/>
         </w:rPr>
       </w:pPr>
-      <w:bookmarkStart w:id="12" w:name="_Toc204394554"/>
+      <w:bookmarkStart w:id="12" w:name="_Toc204613003"/>
       <w:r>
         <w:rPr>
           <w:rFonts w:ascii="Arial" w:hAnsi="Arial" w:cs="Arial"/>
@@ -5457,7 +5753,7 @@
           <w:szCs w:val="22"/>
         </w:rPr>
       </w:pPr>
-      <w:bookmarkStart w:id="13" w:name="_Toc204394555"/>
+      <w:bookmarkStart w:id="13" w:name="_Toc204613004"/>
       <w:r>
         <w:rPr>
           <w:rFonts w:ascii="Arial" w:hAnsi="Arial" w:cs="Arial"/>
@@ -5494,7 +5790,7 @@
           <w:szCs w:val="22"/>
         </w:rPr>
       </w:pPr>
-      <w:bookmarkStart w:id="14" w:name="_Toc204394556"/>
+      <w:bookmarkStart w:id="14" w:name="_Toc204613005"/>
       <w:r>
         <w:rPr>
           <w:rFonts w:ascii="Arial" w:hAnsi="Arial" w:cs="Arial"/>
@@ -5531,7 +5827,7 @@
           <w:szCs w:val="22"/>
         </w:rPr>
       </w:pPr>
-      <w:bookmarkStart w:id="15" w:name="_Toc204394557"/>
+      <w:bookmarkStart w:id="15" w:name="_Toc204613006"/>
       <w:r>
         <w:rPr>
           <w:rFonts w:ascii="Arial" w:hAnsi="Arial" w:cs="Arial"/>
@@ -5568,7 +5864,7 @@
           <w:szCs w:val="22"/>
         </w:rPr>
       </w:pPr>
-      <w:bookmarkStart w:id="16" w:name="_Toc204394558"/>
+      <w:bookmarkStart w:id="16" w:name="_Toc204613007"/>
       <w:r>
         <w:rPr>
           <w:rFonts w:ascii="Arial" w:hAnsi="Arial" w:cs="Arial"/>
@@ -5605,7 +5901,7 @@
           <w:szCs w:val="22"/>
         </w:rPr>
       </w:pPr>
-      <w:bookmarkStart w:id="17" w:name="_Toc204394559"/>
+      <w:bookmarkStart w:id="17" w:name="_Toc204613008"/>
       <w:r>
         <w:rPr>
           <w:rFonts w:ascii="Arial" w:hAnsi="Arial" w:cs="Arial"/>
@@ -5642,7 +5938,7 @@
           <w:szCs w:val="22"/>
         </w:rPr>
       </w:pPr>
-      <w:bookmarkStart w:id="18" w:name="_Toc204394560"/>
+      <w:bookmarkStart w:id="18" w:name="_Toc204613009"/>
       <w:r>
         <w:rPr>
           <w:rFonts w:ascii="Arial" w:hAnsi="Arial" w:cs="Arial"/>
@@ -5679,7 +5975,7 @@
           <w:szCs w:val="22"/>
         </w:rPr>
       </w:pPr>
-      <w:bookmarkStart w:id="19" w:name="_Toc204394561"/>
+      <w:bookmarkStart w:id="19" w:name="_Toc204613010"/>
       <w:r>
         <w:rPr>
           <w:rFonts w:ascii="Arial" w:hAnsi="Arial" w:cs="Arial"/>
@@ -5709,28 +6005,105 @@
     </w:p>
     <w:p>
       <w:pPr>
-        <w:pStyle w:val="Ttulo1"/>
-        <w:spacing w:after="240"/>
-        <w:jc w:val="both"/>
-        <w:rPr>
-          <w:rFonts w:ascii="Arial" w:hAnsi="Arial" w:cs="Arial"/>
-          <w:sz w:val="24"/>
-          <w:szCs w:val="24"/>
-        </w:rPr>
-      </w:pPr>
-      <w:bookmarkStart w:id="20" w:name="_Toc204394562"/>
+        <w:pStyle w:val="Ttulo2"/>
+        <w:rPr>
+          <w:rFonts w:ascii="Arial" w:hAnsi="Arial" w:cs="Arial"/>
+          <w:sz w:val="22"/>
+          <w:szCs w:val="22"/>
+        </w:rPr>
+      </w:pPr>
+      <w:bookmarkStart w:id="20" w:name="_Toc204613011"/>
       <w:r>
         <w:rPr>
           <w:rFonts w:ascii="Arial" w:hAnsi="Arial" w:cs="Arial"/>
-          <w:sz w:val="24"/>
-          <w:szCs w:val="24"/>
-        </w:rPr>
-        <w:t>4. Requisitos Não Funcionais</w:t>
+          <w:sz w:val="22"/>
+          <w:szCs w:val="22"/>
+        </w:rPr>
+        <w:t>RF1</w:t>
+      </w:r>
+      <w:r>
+        <w:rPr>
+          <w:rFonts w:ascii="Arial" w:hAnsi="Arial" w:cs="Arial"/>
+          <w:sz w:val="22"/>
+          <w:szCs w:val="22"/>
+        </w:rPr>
+        <w:t>5</w:t>
+      </w:r>
+      <w:r>
+        <w:rPr>
+          <w:rFonts w:ascii="Arial" w:hAnsi="Arial" w:cs="Arial"/>
+          <w:sz w:val="22"/>
+          <w:szCs w:val="22"/>
+        </w:rPr>
+        <w:t xml:space="preserve"> – </w:t>
+      </w:r>
+      <w:r>
+        <w:rPr>
+          <w:rFonts w:ascii="Arial" w:hAnsi="Arial" w:cs="Arial"/>
+          <w:sz w:val="22"/>
+          <w:szCs w:val="22"/>
+        </w:rPr>
+        <w:t>Cadastro de Síndico</w:t>
+      </w:r>
+      <w:r>
+        <w:rPr>
+          <w:rFonts w:ascii="Arial" w:hAnsi="Arial" w:cs="Arial"/>
+          <w:sz w:val="22"/>
+          <w:szCs w:val="22"/>
+        </w:rPr>
+        <w:t>s</w:t>
       </w:r>
       <w:bookmarkEnd w:id="20"/>
     </w:p>
     <w:p>
       <w:pPr>
+        <w:rPr>
+          <w:rFonts w:ascii="Arial" w:hAnsi="Arial" w:cs="Arial"/>
+          <w:sz w:val="20"/>
+          <w:szCs w:val="20"/>
+        </w:rPr>
+      </w:pPr>
+      <w:r>
+        <w:rPr>
+          <w:rFonts w:ascii="Arial" w:hAnsi="Arial" w:cs="Arial"/>
+          <w:sz w:val="20"/>
+          <w:szCs w:val="20"/>
+        </w:rPr>
+        <w:t>Permite registrar síndicos vinculados aos clientes, classificando-os como Profissional ou Morador. Síndicos do tipo Profissional podem estar associados a múltiplos clientes, enquanto o tipo Morador possui vínculo exclusivo. Armazena informações como nome, tipo, telefone, e e-mail para comunicação e controle operacional.</w:t>
+      </w:r>
+      <w:r>
+        <w:rPr>
+          <w:rFonts w:ascii="Arial" w:hAnsi="Arial" w:cs="Arial"/>
+          <w:sz w:val="20"/>
+          <w:szCs w:val="20"/>
+        </w:rPr>
+        <w:t xml:space="preserve"> </w:t>
+      </w:r>
+    </w:p>
+    <w:p>
+      <w:pPr>
+        <w:pStyle w:val="Ttulo1"/>
+        <w:spacing w:after="240"/>
+        <w:jc w:val="both"/>
+        <w:rPr>
+          <w:rFonts w:ascii="Arial" w:hAnsi="Arial" w:cs="Arial"/>
+          <w:sz w:val="24"/>
+          <w:szCs w:val="24"/>
+        </w:rPr>
+      </w:pPr>
+      <w:bookmarkStart w:id="21" w:name="_Toc204613012"/>
+      <w:r>
+        <w:rPr>
+          <w:rFonts w:ascii="Arial" w:hAnsi="Arial" w:cs="Arial"/>
+          <w:sz w:val="24"/>
+          <w:szCs w:val="24"/>
+        </w:rPr>
+        <w:t>4. Requisitos Não Funcionais</w:t>
+      </w:r>
+      <w:bookmarkEnd w:id="21"/>
+    </w:p>
+    <w:p>
+      <w:pPr>
         <w:jc w:val="both"/>
         <w:rPr>
           <w:rFonts w:ascii="Arial" w:hAnsi="Arial" w:cs="Arial"/>
@@ -5756,7 +6129,7 @@
           <w:szCs w:val="22"/>
         </w:rPr>
       </w:pPr>
-      <w:bookmarkStart w:id="21" w:name="_Toc204394563"/>
+      <w:bookmarkStart w:id="22" w:name="_Toc204613013"/>
       <w:r>
         <w:rPr>
           <w:rFonts w:ascii="Arial" w:hAnsi="Arial" w:cs="Arial"/>
@@ -5805,7 +6178,7 @@
         </w:rPr>
         <w:t>Responsividade</w:t>
       </w:r>
-      <w:bookmarkEnd w:id="21"/>
+      <w:bookmarkEnd w:id="22"/>
     </w:p>
     <w:p>
       <w:pPr>
@@ -5871,16 +6244,17 @@
           <w:szCs w:val="22"/>
         </w:rPr>
       </w:pPr>
-      <w:bookmarkStart w:id="22" w:name="_Toc204394564"/>
+      <w:bookmarkStart w:id="23" w:name="_Toc204613014"/>
       <w:r>
         <w:rPr>
           <w:rFonts w:ascii="Arial" w:hAnsi="Arial" w:cs="Arial"/>
           <w:sz w:val="22"/>
           <w:szCs w:val="22"/>
         </w:rPr>
+        <w:lastRenderedPageBreak/>
         <w:t>RNF03 – Armazenamento Otimizado</w:t>
       </w:r>
-      <w:bookmarkEnd w:id="22"/>
+      <w:bookmarkEnd w:id="23"/>
     </w:p>
     <w:p>
       <w:pPr>
@@ -5909,7 +6283,7 @@
           <w:szCs w:val="22"/>
         </w:rPr>
       </w:pPr>
-      <w:bookmarkStart w:id="23" w:name="_Toc204394565"/>
+      <w:bookmarkStart w:id="24" w:name="_Toc204613015"/>
       <w:r>
         <w:rPr>
           <w:rFonts w:ascii="Arial" w:hAnsi="Arial" w:cs="Arial"/>
@@ -5918,7 +6292,7 @@
         </w:rPr>
         <w:t>RNF04 – Segurança e Autenticação</w:t>
       </w:r>
-      <w:bookmarkEnd w:id="23"/>
+      <w:bookmarkEnd w:id="24"/>
     </w:p>
     <w:p>
       <w:pPr>
@@ -5947,17 +6321,16 @@
           <w:szCs w:val="22"/>
         </w:rPr>
       </w:pPr>
-      <w:bookmarkStart w:id="24" w:name="_Toc204394566"/>
+      <w:bookmarkStart w:id="25" w:name="_Toc204613016"/>
       <w:r>
         <w:rPr>
           <w:rFonts w:ascii="Arial" w:hAnsi="Arial" w:cs="Arial"/>
           <w:sz w:val="22"/>
           <w:szCs w:val="22"/>
         </w:rPr>
-        <w:lastRenderedPageBreak/>
         <w:t>RNF05 – Usabilidade</w:t>
       </w:r>
-      <w:bookmarkEnd w:id="24"/>
+      <w:bookmarkEnd w:id="25"/>
     </w:p>
     <w:p>
       <w:pPr>
@@ -5986,7 +6359,7 @@
           <w:szCs w:val="22"/>
         </w:rPr>
       </w:pPr>
-      <w:bookmarkStart w:id="25" w:name="_Toc204394567"/>
+      <w:bookmarkStart w:id="26" w:name="_Toc204613017"/>
       <w:r>
         <w:rPr>
           <w:rFonts w:ascii="Arial" w:hAnsi="Arial" w:cs="Arial"/>
@@ -5995,7 +6368,7 @@
         </w:rPr>
         <w:t>RNF06 – Escalabilidade e Modularidade</w:t>
       </w:r>
-      <w:bookmarkEnd w:id="25"/>
+      <w:bookmarkEnd w:id="26"/>
     </w:p>
     <w:p>
       <w:pPr>
@@ -6024,7 +6397,7 @@
           <w:szCs w:val="22"/>
         </w:rPr>
       </w:pPr>
-      <w:bookmarkStart w:id="26" w:name="_Toc204394568"/>
+      <w:bookmarkStart w:id="27" w:name="_Toc204613018"/>
       <w:r>
         <w:rPr>
           <w:rFonts w:ascii="Arial" w:hAnsi="Arial" w:cs="Arial"/>
@@ -6033,7 +6406,7 @@
         </w:rPr>
         <w:t>RNF07 – Backup e Recuperação</w:t>
       </w:r>
-      <w:bookmarkEnd w:id="26"/>
+      <w:bookmarkEnd w:id="27"/>
     </w:p>
     <w:p>
       <w:pPr>
@@ -6064,7 +6437,7 @@
           <w:szCs w:val="24"/>
         </w:rPr>
       </w:pPr>
-      <w:bookmarkStart w:id="27" w:name="_Toc204394569"/>
+      <w:bookmarkStart w:id="28" w:name="_Toc204613019"/>
       <w:r>
         <w:rPr>
           <w:rFonts w:ascii="Arial" w:hAnsi="Arial" w:cs="Arial"/>
@@ -6073,7 +6446,7 @@
         </w:rPr>
         <w:t>5. Regras de Negócio</w:t>
       </w:r>
-      <w:bookmarkEnd w:id="27"/>
+      <w:bookmarkEnd w:id="28"/>
     </w:p>
     <w:p>
       <w:pPr>
@@ -6101,7 +6474,7 @@
           <w:szCs w:val="22"/>
         </w:rPr>
       </w:pPr>
-      <w:bookmarkStart w:id="28" w:name="_Toc204394570"/>
+      <w:bookmarkStart w:id="29" w:name="_Toc204613020"/>
       <w:r>
         <w:rPr>
           <w:rFonts w:ascii="Arial" w:hAnsi="Arial" w:cs="Arial"/>
@@ -6126,7 +6499,7 @@
         </w:rPr>
         <w:t>1 – Finalização de Ordem de Serviço:</w:t>
       </w:r>
-      <w:bookmarkEnd w:id="28"/>
+      <w:bookmarkEnd w:id="29"/>
     </w:p>
     <w:p>
       <w:pPr>
@@ -6181,7 +6554,7 @@
           <w:szCs w:val="24"/>
         </w:rPr>
       </w:pPr>
-      <w:bookmarkStart w:id="29" w:name="_Toc204394571"/>
+      <w:bookmarkStart w:id="30" w:name="_Toc204613021"/>
       <w:r>
         <w:rPr>
           <w:rFonts w:ascii="Arial" w:hAnsi="Arial" w:cs="Arial"/>
@@ -6206,7 +6579,7 @@
         </w:rPr>
         <w:t>2 – Checklist Operacional:</w:t>
       </w:r>
-      <w:bookmarkEnd w:id="29"/>
+      <w:bookmarkEnd w:id="30"/>
     </w:p>
     <w:p>
       <w:pPr>
@@ -6392,7 +6765,7 @@
           <w:szCs w:val="22"/>
         </w:rPr>
       </w:pPr>
-      <w:bookmarkStart w:id="30" w:name="_Toc204394572"/>
+      <w:bookmarkStart w:id="31" w:name="_Toc204613022"/>
       <w:r>
         <w:rPr>
           <w:rFonts w:ascii="Arial" w:hAnsi="Arial" w:cs="Arial"/>
@@ -6417,7 +6790,7 @@
         </w:rPr>
         <w:t>3 – Cálculo de Produtos:</w:t>
       </w:r>
-      <w:bookmarkEnd w:id="30"/>
+      <w:bookmarkEnd w:id="31"/>
     </w:p>
     <w:p>
       <w:pPr>
@@ -6541,7 +6914,7 @@
           <w:szCs w:val="24"/>
         </w:rPr>
       </w:pPr>
-      <w:bookmarkStart w:id="31" w:name="_Toc204394573"/>
+      <w:bookmarkStart w:id="32" w:name="_Toc204613023"/>
       <w:r>
         <w:rPr>
           <w:rFonts w:ascii="Arial" w:hAnsi="Arial" w:cs="Arial"/>
@@ -6566,7 +6939,7 @@
         </w:rPr>
         <w:t>4 – Geração e Envio de Relatórios:</w:t>
       </w:r>
-      <w:bookmarkEnd w:id="31"/>
+      <w:bookmarkEnd w:id="32"/>
     </w:p>
     <w:p>
       <w:pPr>
@@ -6621,13 +6994,14 @@
           <w:szCs w:val="24"/>
         </w:rPr>
       </w:pPr>
-      <w:bookmarkStart w:id="32" w:name="_Toc204394574"/>
+      <w:bookmarkStart w:id="33" w:name="_Toc204613024"/>
       <w:r>
         <w:rPr>
           <w:rFonts w:ascii="Arial" w:hAnsi="Arial" w:cs="Arial"/>
           <w:sz w:val="22"/>
           <w:szCs w:val="24"/>
         </w:rPr>
+        <w:lastRenderedPageBreak/>
         <w:t>RN</w:t>
       </w:r>
       <w:r>
@@ -6646,7 +7020,7 @@
         </w:rPr>
         <w:t>5 – Supervisão e Avaliação:</w:t>
       </w:r>
-      <w:bookmarkEnd w:id="32"/>
+      <w:bookmarkEnd w:id="33"/>
     </w:p>
     <w:p>
       <w:pPr>
@@ -6723,14 +7097,13 @@
           <w:szCs w:val="24"/>
         </w:rPr>
       </w:pPr>
-      <w:bookmarkStart w:id="33" w:name="_Toc204394575"/>
+      <w:bookmarkStart w:id="34" w:name="_Toc204613025"/>
       <w:r>
         <w:rPr>
           <w:rFonts w:ascii="Arial" w:hAnsi="Arial" w:cs="Arial"/>
           <w:sz w:val="22"/>
           <w:szCs w:val="24"/>
         </w:rPr>
-        <w:lastRenderedPageBreak/>
         <w:t>RN</w:t>
       </w:r>
       <w:r>
@@ -6749,7 +7122,7 @@
         </w:rPr>
         <w:t>6 – Reagendamento e Ocorrências:</w:t>
       </w:r>
-      <w:bookmarkEnd w:id="33"/>
+      <w:bookmarkEnd w:id="34"/>
     </w:p>
     <w:p>
       <w:pPr>
@@ -6804,7 +7177,7 @@
           <w:szCs w:val="24"/>
         </w:rPr>
       </w:pPr>
-      <w:bookmarkStart w:id="34" w:name="_Toc204394576"/>
+      <w:bookmarkStart w:id="35" w:name="_Toc204613026"/>
       <w:r>
         <w:rPr>
           <w:rFonts w:ascii="Arial" w:hAnsi="Arial" w:cs="Arial"/>
@@ -6829,7 +7202,7 @@
         </w:rPr>
         <w:t>7 – Controle de Estoque do Cliente:</w:t>
       </w:r>
-      <w:bookmarkEnd w:id="34"/>
+      <w:bookmarkEnd w:id="35"/>
     </w:p>
     <w:p>
       <w:pPr>
@@ -6906,7 +7279,7 @@
           <w:szCs w:val="24"/>
         </w:rPr>
       </w:pPr>
-      <w:bookmarkStart w:id="35" w:name="_Toc204394577"/>
+      <w:bookmarkStart w:id="36" w:name="_Toc204613027"/>
       <w:r>
         <w:rPr>
           <w:rFonts w:ascii="Arial" w:hAnsi="Arial" w:cs="Arial"/>
@@ -6931,7 +7304,7 @@
         </w:rPr>
         <w:t>8 – Alertas Técnicos e Comunicação Interna:</w:t>
       </w:r>
-      <w:bookmarkEnd w:id="35"/>
+      <w:bookmarkEnd w:id="36"/>
     </w:p>
     <w:p>
       <w:pPr>
@@ -6986,7 +7359,7 @@
           <w:szCs w:val="24"/>
         </w:rPr>
       </w:pPr>
-      <w:bookmarkStart w:id="36" w:name="_Toc204394578"/>
+      <w:bookmarkStart w:id="37" w:name="_Toc204613028"/>
       <w:r>
         <w:rPr>
           <w:rFonts w:ascii="Arial" w:hAnsi="Arial" w:cs="Arial"/>
@@ -7011,7 +7384,7 @@
         </w:rPr>
         <w:t>9 – Perfis e Restrições de Acesso:</w:t>
       </w:r>
-      <w:bookmarkEnd w:id="36"/>
+      <w:bookmarkEnd w:id="37"/>
     </w:p>
     <w:p>
       <w:pPr>
@@ -7135,7 +7508,7 @@
           <w:szCs w:val="24"/>
         </w:rPr>
       </w:pPr>
-      <w:bookmarkStart w:id="37" w:name="_Toc204394579"/>
+      <w:bookmarkStart w:id="38" w:name="_Toc204613029"/>
       <w:r>
         <w:rPr>
           <w:rFonts w:ascii="Arial" w:hAnsi="Arial" w:cs="Arial"/>
@@ -7144,7 +7517,7 @@
         </w:rPr>
         <w:t>RN10 – Bonificação de Funcionários:</w:t>
       </w:r>
-      <w:bookmarkEnd w:id="37"/>
+      <w:bookmarkEnd w:id="38"/>
     </w:p>
     <w:p>
       <w:pPr>
@@ -7268,7 +7641,7 @@
           <w:szCs w:val="24"/>
         </w:rPr>
       </w:pPr>
-      <w:bookmarkStart w:id="38" w:name="_Toc204394580"/>
+      <w:bookmarkStart w:id="39" w:name="_Toc204613030"/>
       <w:r>
         <w:rPr>
           <w:rFonts w:ascii="Arial" w:hAnsi="Arial" w:cs="Arial"/>
@@ -7277,7 +7650,7 @@
         </w:rPr>
         <w:t>RN11 – Integração com Rota e GPS:</w:t>
       </w:r>
-      <w:bookmarkEnd w:id="38"/>
+      <w:bookmarkEnd w:id="39"/>
     </w:p>
     <w:p>
       <w:pPr>
@@ -7332,7 +7705,7 @@
           <w:szCs w:val="24"/>
         </w:rPr>
       </w:pPr>
-      <w:bookmarkStart w:id="39" w:name="_Toc204394581"/>
+      <w:bookmarkStart w:id="40" w:name="_Toc204613031"/>
       <w:r>
         <w:rPr>
           <w:rFonts w:ascii="Arial" w:hAnsi="Arial" w:cs="Arial"/>
@@ -7341,7 +7714,7 @@
         </w:rPr>
         <w:t>RN12 – Gestão de Equipamentos Automatizados:</w:t>
       </w:r>
-      <w:bookmarkEnd w:id="39"/>
+      <w:bookmarkEnd w:id="40"/>
     </w:p>
     <w:p>
       <w:pPr>
@@ -7418,7 +7791,7 @@
           <w:szCs w:val="24"/>
         </w:rPr>
       </w:pPr>
-      <w:bookmarkStart w:id="40" w:name="_Toc204394582"/>
+      <w:bookmarkStart w:id="41" w:name="_Toc204613032"/>
       <w:r>
         <w:rPr>
           <w:rFonts w:ascii="Arial" w:hAnsi="Arial" w:cs="Arial"/>
@@ -7427,7 +7800,7 @@
         </w:rPr>
         <w:t>RN13 – Controle de Tipos de Serviço:</w:t>
       </w:r>
-      <w:bookmarkEnd w:id="40"/>
+      <w:bookmarkEnd w:id="41"/>
     </w:p>
     <w:p>
       <w:pPr>
@@ -7470,6 +7843,7 @@
           <w:sz w:val="20"/>
           <w:szCs w:val="20"/>
         </w:rPr>
+        <w:lastRenderedPageBreak/>
         <w:t>Limpeza física</w:t>
       </w:r>
     </w:p>
@@ -7580,17 +7954,16 @@
           <w:szCs w:val="24"/>
         </w:rPr>
       </w:pPr>
-      <w:bookmarkStart w:id="41" w:name="_Toc204394583"/>
+      <w:bookmarkStart w:id="42" w:name="_Toc204613033"/>
       <w:r>
         <w:rPr>
           <w:rFonts w:ascii="Arial" w:hAnsi="Arial" w:cs="Arial"/>
           <w:sz w:val="22"/>
           <w:szCs w:val="24"/>
         </w:rPr>
-        <w:lastRenderedPageBreak/>
         <w:t>RN14 – Gerenciamento de Clientes Diferenciados:</w:t>
       </w:r>
-      <w:bookmarkEnd w:id="41"/>
+      <w:bookmarkEnd w:id="42"/>
     </w:p>
     <w:p>
       <w:pPr>
@@ -7674,6 +8047,154 @@
     </w:p>
     <w:p>
       <w:pPr>
+        <w:pStyle w:val="Ttulo2"/>
+        <w:rPr>
+          <w:rFonts w:ascii="Arial" w:hAnsi="Arial" w:cs="Arial"/>
+          <w:sz w:val="20"/>
+          <w:szCs w:val="20"/>
+        </w:rPr>
+      </w:pPr>
+      <w:bookmarkStart w:id="43" w:name="_Toc204613034"/>
+      <w:r>
+        <w:rPr>
+          <w:rFonts w:ascii="Arial" w:hAnsi="Arial" w:cs="Arial"/>
+          <w:sz w:val="22"/>
+          <w:szCs w:val="24"/>
+        </w:rPr>
+        <w:t xml:space="preserve">RN15 – </w:t>
+      </w:r>
+      <w:r>
+        <w:rPr>
+          <w:rFonts w:ascii="Arial" w:hAnsi="Arial" w:cs="Arial"/>
+          <w:sz w:val="22"/>
+          <w:szCs w:val="24"/>
+        </w:rPr>
+        <w:t>Cadastro</w:t>
+      </w:r>
+      <w:r>
+        <w:rPr>
+          <w:rFonts w:ascii="Arial" w:hAnsi="Arial" w:cs="Arial"/>
+          <w:sz w:val="22"/>
+          <w:szCs w:val="24"/>
+        </w:rPr>
+        <w:t xml:space="preserve"> de Síndicos:</w:t>
+      </w:r>
+      <w:bookmarkEnd w:id="43"/>
+    </w:p>
+    <w:p>
+      <w:pPr>
+        <w:pStyle w:val="PargrafodaLista"/>
+        <w:numPr>
+          <w:ilvl w:val="0"/>
+          <w:numId w:val="39"/>
+        </w:numPr>
+        <w:rPr>
+          <w:rFonts w:ascii="Arial" w:hAnsi="Arial" w:cs="Arial"/>
+          <w:sz w:val="20"/>
+          <w:szCs w:val="20"/>
+        </w:rPr>
+      </w:pPr>
+      <w:r>
+        <w:rPr>
+          <w:rFonts w:ascii="Arial" w:hAnsi="Arial" w:cs="Arial"/>
+          <w:sz w:val="20"/>
+          <w:szCs w:val="20"/>
+        </w:rPr>
+        <w:t>Síndicos podem ser cadastrados</w:t>
+      </w:r>
+      <w:r>
+        <w:rPr>
+          <w:rFonts w:ascii="Arial" w:hAnsi="Arial" w:cs="Arial"/>
+          <w:sz w:val="20"/>
+          <w:szCs w:val="20"/>
+        </w:rPr>
+        <w:t xml:space="preserve"> </w:t>
+      </w:r>
+      <w:r>
+        <w:rPr>
+          <w:rFonts w:ascii="Arial" w:hAnsi="Arial" w:cs="Arial"/>
+          <w:sz w:val="20"/>
+          <w:szCs w:val="20"/>
+        </w:rPr>
+        <w:t>como Profissional (atua em múltiplos clientes) ou Morador (associado exclusivamente a um único cliente)</w:t>
+      </w:r>
+    </w:p>
+    <w:p>
+      <w:pPr>
+        <w:pStyle w:val="PargrafodaLista"/>
+        <w:numPr>
+          <w:ilvl w:val="0"/>
+          <w:numId w:val="39"/>
+        </w:numPr>
+        <w:rPr>
+          <w:rFonts w:ascii="Arial" w:hAnsi="Arial" w:cs="Arial"/>
+          <w:sz w:val="20"/>
+          <w:szCs w:val="20"/>
+        </w:rPr>
+      </w:pPr>
+      <w:r>
+        <w:rPr>
+          <w:rFonts w:ascii="Arial" w:hAnsi="Arial" w:cs="Arial"/>
+          <w:sz w:val="20"/>
+          <w:szCs w:val="20"/>
+        </w:rPr>
+        <w:t>É obrigatório informar o nome completo, tipo de síndico, telefone e e-mail</w:t>
+      </w:r>
+    </w:p>
+    <w:p>
+      <w:pPr>
+        <w:pStyle w:val="PargrafodaLista"/>
+        <w:numPr>
+          <w:ilvl w:val="0"/>
+          <w:numId w:val="39"/>
+        </w:numPr>
+        <w:rPr>
+          <w:rFonts w:ascii="Arial" w:hAnsi="Arial" w:cs="Arial"/>
+          <w:sz w:val="20"/>
+          <w:szCs w:val="20"/>
+        </w:rPr>
+      </w:pPr>
+      <w:r>
+        <w:rPr>
+          <w:rFonts w:ascii="Arial" w:hAnsi="Arial" w:cs="Arial"/>
+          <w:sz w:val="20"/>
+          <w:szCs w:val="20"/>
+        </w:rPr>
+        <w:t>Síndicos profissionais devem possuir vínculo ativo com pelo menos um cliente para serem considerados válidos no sistema</w:t>
+      </w:r>
+    </w:p>
+    <w:p>
+      <w:pPr>
+        <w:pStyle w:val="PargrafodaLista"/>
+        <w:numPr>
+          <w:ilvl w:val="0"/>
+          <w:numId w:val="39"/>
+        </w:numPr>
+        <w:rPr>
+          <w:rFonts w:ascii="Arial" w:hAnsi="Arial" w:cs="Arial"/>
+          <w:sz w:val="20"/>
+          <w:szCs w:val="20"/>
+        </w:rPr>
+      </w:pPr>
+      <w:r>
+        <w:rPr>
+          <w:rFonts w:ascii="Arial" w:hAnsi="Arial" w:cs="Arial"/>
+          <w:sz w:val="20"/>
+          <w:szCs w:val="20"/>
+        </w:rPr>
+        <w:t>O sistema deve impedir o vínculo de um síndico do tipo Morador com mais de um cliente simultaneamente</w:t>
+      </w:r>
+      <w:r>
+        <w:rPr>
+          <w:rFonts w:ascii="Arial" w:hAnsi="Arial" w:cs="Arial"/>
+          <w:sz w:val="20"/>
+          <w:szCs w:val="20"/>
+        </w:rPr>
+        <w:t>.</w:t>
+      </w:r>
+    </w:p>
+    <w:p>
+      <w:pPr>
         <w:pStyle w:val="Ttulo1"/>
         <w:spacing w:after="240"/>
         <w:jc w:val="both"/>
@@ -7683,7 +8204,7 @@
           <w:szCs w:val="24"/>
         </w:rPr>
       </w:pPr>
-      <w:bookmarkStart w:id="42" w:name="_Toc204394584"/>
+      <w:bookmarkStart w:id="44" w:name="_Toc204613035"/>
       <w:r>
         <w:rPr>
           <w:rFonts w:ascii="Arial" w:hAnsi="Arial" w:cs="Arial"/>
@@ -7692,7 +8213,7 @@
         </w:rPr>
         <w:t>6. Casos de Uso</w:t>
       </w:r>
-      <w:bookmarkEnd w:id="42"/>
+      <w:bookmarkEnd w:id="44"/>
     </w:p>
     <w:p>
       <w:pPr>
@@ -8499,7 +9020,7 @@
           <w:szCs w:val="24"/>
         </w:rPr>
       </w:pPr>
-      <w:bookmarkStart w:id="43" w:name="_Toc204394585"/>
+      <w:bookmarkStart w:id="45" w:name="_Toc204613036"/>
       <w:r>
         <w:rPr>
           <w:rFonts w:ascii="Arial" w:hAnsi="Arial" w:cs="Arial"/>
@@ -8509,7 +9030,7 @@
         <w:lastRenderedPageBreak/>
         <w:t>7. Dicionário de Dados</w:t>
       </w:r>
-      <w:bookmarkEnd w:id="43"/>
+      <w:bookmarkEnd w:id="45"/>
     </w:p>
     <w:p>
       <w:pPr>
@@ -8545,7 +9066,7 @@
           <w:szCs w:val="20"/>
         </w:rPr>
       </w:pPr>
-      <w:bookmarkStart w:id="44" w:name="_Toc204394586"/>
+      <w:bookmarkStart w:id="46" w:name="_Toc204613037"/>
       <w:r>
         <w:rPr>
           <w:rFonts w:ascii="Arial" w:hAnsi="Arial" w:cs="Arial"/>
@@ -8554,7 +9075,7 @@
         </w:rPr>
         <w:t>Tabela: Cliente</w:t>
       </w:r>
-      <w:bookmarkEnd w:id="44"/>
+      <w:bookmarkEnd w:id="46"/>
     </w:p>
     <w:tbl>
       <w:tblPr>
@@ -9428,7 +9949,7 @@
           <w:szCs w:val="20"/>
         </w:rPr>
       </w:pPr>
-      <w:bookmarkStart w:id="45" w:name="_Toc204394587"/>
+      <w:bookmarkStart w:id="47" w:name="_Toc204613038"/>
       <w:r>
         <w:rPr>
           <w:rFonts w:ascii="Arial" w:hAnsi="Arial" w:cs="Arial"/>
@@ -9437,7 +9958,7 @@
         </w:rPr>
         <w:t>Tabela: Piscina</w:t>
       </w:r>
-      <w:bookmarkEnd w:id="45"/>
+      <w:bookmarkEnd w:id="47"/>
     </w:p>
     <w:tbl>
       <w:tblPr>
@@ -10195,7 +10716,7 @@
           <w:szCs w:val="20"/>
         </w:rPr>
       </w:pPr>
-      <w:bookmarkStart w:id="46" w:name="_Toc204394588"/>
+      <w:bookmarkStart w:id="48" w:name="_Toc204613039"/>
       <w:r>
         <w:rPr>
           <w:rFonts w:ascii="Arial" w:hAnsi="Arial" w:cs="Arial"/>
@@ -10204,7 +10725,7 @@
         </w:rPr>
         <w:t>Tabela: Produto</w:t>
       </w:r>
-      <w:bookmarkEnd w:id="46"/>
+      <w:bookmarkEnd w:id="48"/>
     </w:p>
     <w:tbl>
       <w:tblPr>
@@ -10836,7 +11357,7 @@
           <w:szCs w:val="20"/>
         </w:rPr>
       </w:pPr>
-      <w:bookmarkStart w:id="47" w:name="_Toc204394589"/>
+      <w:bookmarkStart w:id="49" w:name="_Toc204613040"/>
       <w:r>
         <w:rPr>
           <w:rFonts w:ascii="Arial" w:hAnsi="Arial" w:cs="Arial"/>
@@ -10854,7 +11375,7 @@
         </w:rPr>
         <w:t>OrdemDeServico</w:t>
       </w:r>
-      <w:bookmarkEnd w:id="47"/>
+      <w:bookmarkEnd w:id="49"/>
       <w:proofErr w:type="spellEnd"/>
     </w:p>
     <w:tbl>
@@ -12001,7 +12522,7 @@
           <w:szCs w:val="20"/>
         </w:rPr>
       </w:pPr>
-      <w:bookmarkStart w:id="48" w:name="_Toc204394590"/>
+      <w:bookmarkStart w:id="50" w:name="_Toc204613041"/>
       <w:r>
         <w:rPr>
           <w:rFonts w:ascii="Arial" w:hAnsi="Arial" w:cs="Arial"/>
@@ -12020,7 +12541,7 @@
         </w:rPr>
         <w:t>EstoqueCliente</w:t>
       </w:r>
-      <w:bookmarkEnd w:id="48"/>
+      <w:bookmarkEnd w:id="50"/>
       <w:proofErr w:type="spellEnd"/>
     </w:p>
     <w:tbl>
@@ -12786,7 +13307,7 @@
           <w:szCs w:val="20"/>
         </w:rPr>
       </w:pPr>
-      <w:bookmarkStart w:id="49" w:name="_Toc204394591"/>
+      <w:bookmarkStart w:id="51" w:name="_Toc204613042"/>
       <w:r>
         <w:rPr>
           <w:rFonts w:ascii="Arial" w:hAnsi="Arial" w:cs="Arial"/>
@@ -12795,7 +13316,7 @@
         </w:rPr>
         <w:t>Tabela: Equipamento</w:t>
       </w:r>
-      <w:bookmarkEnd w:id="49"/>
+      <w:bookmarkEnd w:id="51"/>
     </w:p>
     <w:tbl>
       <w:tblPr>
@@ -13676,7 +14197,7 @@
           <w:szCs w:val="20"/>
         </w:rPr>
       </w:pPr>
-      <w:bookmarkStart w:id="50" w:name="_Toc204394592"/>
+      <w:bookmarkStart w:id="52" w:name="_Toc204613043"/>
       <w:r>
         <w:rPr>
           <w:rFonts w:ascii="Arial" w:hAnsi="Arial" w:cs="Arial"/>
@@ -13694,7 +14215,7 @@
         </w:rPr>
         <w:t>Usuario</w:t>
       </w:r>
-      <w:bookmarkEnd w:id="50"/>
+      <w:bookmarkEnd w:id="52"/>
       <w:proofErr w:type="spellEnd"/>
     </w:p>
     <w:tbl>
@@ -14443,6 +14964,1731 @@
     </w:p>
     <w:p>
       <w:pPr>
+        <w:pStyle w:val="Ttulo2"/>
+        <w:rPr>
+          <w:rFonts w:ascii="Arial" w:hAnsi="Arial" w:cs="Arial"/>
+          <w:sz w:val="20"/>
+          <w:szCs w:val="20"/>
+        </w:rPr>
+      </w:pPr>
+      <w:bookmarkStart w:id="53" w:name="_Toc204613044"/>
+      <w:r>
+        <w:rPr>
+          <w:rFonts w:ascii="Arial" w:hAnsi="Arial" w:cs="Arial"/>
+          <w:sz w:val="20"/>
+          <w:szCs w:val="20"/>
+        </w:rPr>
+        <w:t xml:space="preserve">Tabela: </w:t>
+      </w:r>
+      <w:proofErr w:type="gramStart"/>
+      <w:r>
+        <w:rPr>
+          <w:rFonts w:ascii="Arial" w:hAnsi="Arial" w:cs="Arial"/>
+          <w:sz w:val="20"/>
+          <w:szCs w:val="20"/>
+        </w:rPr>
+        <w:t>Sindico</w:t>
+      </w:r>
+      <w:bookmarkEnd w:id="53"/>
+      <w:proofErr w:type="gramEnd"/>
+    </w:p>
+    <w:tbl>
+      <w:tblPr>
+        <w:tblStyle w:val="TabeladeGrade4-nfase1"/>
+        <w:tblW w:w="0" w:type="auto"/>
+        <w:tblLook w:val="04A0" w:firstRow="1" w:lastRow="0" w:firstColumn="1" w:lastColumn="0" w:noHBand="0" w:noVBand="1"/>
+      </w:tblPr>
+      <w:tblGrid>
+        <w:gridCol w:w="1517"/>
+        <w:gridCol w:w="984"/>
+        <w:gridCol w:w="1105"/>
+        <w:gridCol w:w="1305"/>
+        <w:gridCol w:w="3719"/>
+      </w:tblGrid>
+      <w:tr>
+        <w:trPr>
+          <w:cnfStyle w:val="100000000000" w:firstRow="1" w:lastRow="0" w:firstColumn="0" w:lastColumn="0" w:oddVBand="0" w:evenVBand="0" w:oddHBand="0" w:evenHBand="0" w:firstRowFirstColumn="0" w:firstRowLastColumn="0" w:lastRowFirstColumn="0" w:lastRowLastColumn="0"/>
+        </w:trPr>
+        <w:tc>
+          <w:tcPr>
+            <w:cnfStyle w:val="001000000000" w:firstRow="0" w:lastRow="0" w:firstColumn="1" w:lastColumn="0" w:oddVBand="0" w:evenVBand="0" w:oddHBand="0" w:evenHBand="0" w:firstRowFirstColumn="0" w:firstRowLastColumn="0" w:lastRowFirstColumn="0" w:lastRowLastColumn="0"/>
+            <w:tcW w:w="0" w:type="auto"/>
+            <w:hideMark/>
+          </w:tcPr>
+          <w:p>
+            <w:pPr>
+              <w:spacing w:line="276" w:lineRule="auto"/>
+              <w:jc w:val="both"/>
+              <w:rPr>
+                <w:rFonts w:ascii="Arial" w:hAnsi="Arial" w:cs="Arial"/>
+                <w:sz w:val="20"/>
+                <w:szCs w:val="20"/>
+              </w:rPr>
+            </w:pPr>
+            <w:r>
+              <w:rPr>
+                <w:rFonts w:ascii="Arial" w:hAnsi="Arial" w:cs="Arial"/>
+                <w:sz w:val="20"/>
+                <w:szCs w:val="20"/>
+              </w:rPr>
+              <w:t>Campo</w:t>
+            </w:r>
+          </w:p>
+        </w:tc>
+        <w:tc>
+          <w:tcPr>
+            <w:tcW w:w="0" w:type="auto"/>
+            <w:hideMark/>
+          </w:tcPr>
+          <w:p>
+            <w:pPr>
+              <w:spacing w:line="276" w:lineRule="auto"/>
+              <w:jc w:val="both"/>
+              <w:cnfStyle w:val="100000000000" w:firstRow="1" w:lastRow="0" w:firstColumn="0" w:lastColumn="0" w:oddVBand="0" w:evenVBand="0" w:oddHBand="0" w:evenHBand="0" w:firstRowFirstColumn="0" w:firstRowLastColumn="0" w:lastRowFirstColumn="0" w:lastRowLastColumn="0"/>
+              <w:rPr>
+                <w:rFonts w:ascii="Arial" w:hAnsi="Arial" w:cs="Arial"/>
+                <w:sz w:val="20"/>
+                <w:szCs w:val="20"/>
+              </w:rPr>
+            </w:pPr>
+            <w:r>
+              <w:rPr>
+                <w:rFonts w:ascii="Arial" w:hAnsi="Arial" w:cs="Arial"/>
+                <w:sz w:val="20"/>
+                <w:szCs w:val="20"/>
+              </w:rPr>
+              <w:t>Tipo</w:t>
+            </w:r>
+          </w:p>
+        </w:tc>
+        <w:tc>
+          <w:tcPr>
+            <w:tcW w:w="0" w:type="auto"/>
+            <w:hideMark/>
+          </w:tcPr>
+          <w:p>
+            <w:pPr>
+              <w:spacing w:line="276" w:lineRule="auto"/>
+              <w:jc w:val="both"/>
+              <w:cnfStyle w:val="100000000000" w:firstRow="1" w:lastRow="0" w:firstColumn="0" w:lastColumn="0" w:oddVBand="0" w:evenVBand="0" w:oddHBand="0" w:evenHBand="0" w:firstRowFirstColumn="0" w:firstRowLastColumn="0" w:lastRowFirstColumn="0" w:lastRowLastColumn="0"/>
+              <w:rPr>
+                <w:rFonts w:ascii="Arial" w:hAnsi="Arial" w:cs="Arial"/>
+                <w:sz w:val="20"/>
+                <w:szCs w:val="20"/>
+              </w:rPr>
+            </w:pPr>
+            <w:r>
+              <w:rPr>
+                <w:rFonts w:ascii="Arial" w:hAnsi="Arial" w:cs="Arial"/>
+                <w:sz w:val="20"/>
+                <w:szCs w:val="20"/>
+              </w:rPr>
+              <w:t>Tamanho</w:t>
+            </w:r>
+          </w:p>
+        </w:tc>
+        <w:tc>
+          <w:tcPr>
+            <w:tcW w:w="0" w:type="auto"/>
+            <w:hideMark/>
+          </w:tcPr>
+          <w:p>
+            <w:pPr>
+              <w:spacing w:line="276" w:lineRule="auto"/>
+              <w:jc w:val="both"/>
+              <w:cnfStyle w:val="100000000000" w:firstRow="1" w:lastRow="0" w:firstColumn="0" w:lastColumn="0" w:oddVBand="0" w:evenVBand="0" w:oddHBand="0" w:evenHBand="0" w:firstRowFirstColumn="0" w:firstRowLastColumn="0" w:lastRowFirstColumn="0" w:lastRowLastColumn="0"/>
+              <w:rPr>
+                <w:rFonts w:ascii="Arial" w:hAnsi="Arial" w:cs="Arial"/>
+                <w:sz w:val="20"/>
+                <w:szCs w:val="20"/>
+              </w:rPr>
+            </w:pPr>
+            <w:r>
+              <w:rPr>
+                <w:rFonts w:ascii="Arial" w:hAnsi="Arial" w:cs="Arial"/>
+                <w:sz w:val="20"/>
+                <w:szCs w:val="20"/>
+              </w:rPr>
+              <w:t>Obrigatório</w:t>
+            </w:r>
+          </w:p>
+        </w:tc>
+        <w:tc>
+          <w:tcPr>
+            <w:tcW w:w="0" w:type="auto"/>
+            <w:hideMark/>
+          </w:tcPr>
+          <w:p>
+            <w:pPr>
+              <w:spacing w:line="276" w:lineRule="auto"/>
+              <w:jc w:val="both"/>
+              <w:cnfStyle w:val="100000000000" w:firstRow="1" w:lastRow="0" w:firstColumn="0" w:lastColumn="0" w:oddVBand="0" w:evenVBand="0" w:oddHBand="0" w:evenHBand="0" w:firstRowFirstColumn="0" w:firstRowLastColumn="0" w:lastRowFirstColumn="0" w:lastRowLastColumn="0"/>
+              <w:rPr>
+                <w:rFonts w:ascii="Arial" w:hAnsi="Arial" w:cs="Arial"/>
+                <w:sz w:val="20"/>
+                <w:szCs w:val="20"/>
+              </w:rPr>
+            </w:pPr>
+            <w:r>
+              <w:rPr>
+                <w:rFonts w:ascii="Arial" w:hAnsi="Arial" w:cs="Arial"/>
+                <w:sz w:val="20"/>
+                <w:szCs w:val="20"/>
+              </w:rPr>
+              <w:t>Descrição</w:t>
+            </w:r>
+          </w:p>
+        </w:tc>
+      </w:tr>
+      <w:tr>
+        <w:trPr>
+          <w:cnfStyle w:val="000000100000" w:firstRow="0" w:lastRow="0" w:firstColumn="0" w:lastColumn="0" w:oddVBand="0" w:evenVBand="0" w:oddHBand="1" w:evenHBand="0" w:firstRowFirstColumn="0" w:firstRowLastColumn="0" w:lastRowFirstColumn="0" w:lastRowLastColumn="0"/>
+        </w:trPr>
+        <w:tc>
+          <w:tcPr>
+            <w:cnfStyle w:val="001000000000" w:firstRow="0" w:lastRow="0" w:firstColumn="1" w:lastColumn="0" w:oddVBand="0" w:evenVBand="0" w:oddHBand="0" w:evenHBand="0" w:firstRowFirstColumn="0" w:firstRowLastColumn="0" w:lastRowFirstColumn="0" w:lastRowLastColumn="0"/>
+            <w:tcW w:w="0" w:type="auto"/>
+            <w:hideMark/>
+          </w:tcPr>
+          <w:p>
+            <w:pPr>
+              <w:spacing w:line="276" w:lineRule="auto"/>
+              <w:jc w:val="both"/>
+              <w:rPr>
+                <w:rFonts w:ascii="Arial" w:hAnsi="Arial" w:cs="Arial"/>
+                <w:sz w:val="20"/>
+                <w:szCs w:val="20"/>
+              </w:rPr>
+            </w:pPr>
+            <w:proofErr w:type="spellStart"/>
+            <w:r>
+              <w:rPr>
+                <w:rFonts w:ascii="Arial" w:hAnsi="Arial" w:cs="Arial"/>
+                <w:sz w:val="20"/>
+                <w:szCs w:val="20"/>
+              </w:rPr>
+              <w:t>IDSindico</w:t>
+            </w:r>
+            <w:proofErr w:type="spellEnd"/>
+          </w:p>
+        </w:tc>
+        <w:tc>
+          <w:tcPr>
+            <w:tcW w:w="0" w:type="auto"/>
+            <w:hideMark/>
+          </w:tcPr>
+          <w:p>
+            <w:pPr>
+              <w:spacing w:line="276" w:lineRule="auto"/>
+              <w:jc w:val="both"/>
+              <w:cnfStyle w:val="000000100000" w:firstRow="0" w:lastRow="0" w:firstColumn="0" w:lastColumn="0" w:oddVBand="0" w:evenVBand="0" w:oddHBand="1" w:evenHBand="0" w:firstRowFirstColumn="0" w:firstRowLastColumn="0" w:lastRowFirstColumn="0" w:lastRowLastColumn="0"/>
+              <w:rPr>
+                <w:rFonts w:ascii="Arial" w:hAnsi="Arial" w:cs="Arial"/>
+                <w:sz w:val="20"/>
+                <w:szCs w:val="20"/>
+              </w:rPr>
+            </w:pPr>
+            <w:proofErr w:type="spellStart"/>
+            <w:r>
+              <w:rPr>
+                <w:rFonts w:ascii="Arial" w:hAnsi="Arial" w:cs="Arial"/>
+                <w:sz w:val="20"/>
+                <w:szCs w:val="20"/>
+              </w:rPr>
+              <w:t>int</w:t>
+            </w:r>
+            <w:proofErr w:type="spellEnd"/>
+          </w:p>
+        </w:tc>
+        <w:tc>
+          <w:tcPr>
+            <w:tcW w:w="0" w:type="auto"/>
+            <w:hideMark/>
+          </w:tcPr>
+          <w:p>
+            <w:pPr>
+              <w:spacing w:line="276" w:lineRule="auto"/>
+              <w:jc w:val="both"/>
+              <w:cnfStyle w:val="000000100000" w:firstRow="0" w:lastRow="0" w:firstColumn="0" w:lastColumn="0" w:oddVBand="0" w:evenVBand="0" w:oddHBand="1" w:evenHBand="0" w:firstRowFirstColumn="0" w:firstRowLastColumn="0" w:lastRowFirstColumn="0" w:lastRowLastColumn="0"/>
+              <w:rPr>
+                <w:rFonts w:ascii="Arial" w:hAnsi="Arial" w:cs="Arial"/>
+                <w:sz w:val="20"/>
+                <w:szCs w:val="20"/>
+              </w:rPr>
+            </w:pPr>
+            <w:r>
+              <w:rPr>
+                <w:rFonts w:ascii="Arial" w:hAnsi="Arial" w:cs="Arial"/>
+                <w:sz w:val="20"/>
+                <w:szCs w:val="20"/>
+              </w:rPr>
+              <w:t>–</w:t>
+            </w:r>
+          </w:p>
+        </w:tc>
+        <w:tc>
+          <w:tcPr>
+            <w:tcW w:w="0" w:type="auto"/>
+            <w:hideMark/>
+          </w:tcPr>
+          <w:p>
+            <w:pPr>
+              <w:spacing w:line="276" w:lineRule="auto"/>
+              <w:jc w:val="both"/>
+              <w:cnfStyle w:val="000000100000" w:firstRow="0" w:lastRow="0" w:firstColumn="0" w:lastColumn="0" w:oddVBand="0" w:evenVBand="0" w:oddHBand="1" w:evenHBand="0" w:firstRowFirstColumn="0" w:firstRowLastColumn="0" w:lastRowFirstColumn="0" w:lastRowLastColumn="0"/>
+              <w:rPr>
+                <w:rFonts w:ascii="Arial" w:hAnsi="Arial" w:cs="Arial"/>
+                <w:sz w:val="20"/>
+                <w:szCs w:val="20"/>
+              </w:rPr>
+            </w:pPr>
+            <w:r>
+              <w:rPr>
+                <w:rFonts w:ascii="Arial" w:hAnsi="Arial" w:cs="Arial"/>
+                <w:sz w:val="20"/>
+                <w:szCs w:val="20"/>
+              </w:rPr>
+              <w:t>Sim</w:t>
+            </w:r>
+          </w:p>
+        </w:tc>
+        <w:tc>
+          <w:tcPr>
+            <w:tcW w:w="0" w:type="auto"/>
+            <w:hideMark/>
+          </w:tcPr>
+          <w:p>
+            <w:pPr>
+              <w:spacing w:line="276" w:lineRule="auto"/>
+              <w:jc w:val="both"/>
+              <w:cnfStyle w:val="000000100000" w:firstRow="0" w:lastRow="0" w:firstColumn="0" w:lastColumn="0" w:oddVBand="0" w:evenVBand="0" w:oddHBand="1" w:evenHBand="0" w:firstRowFirstColumn="0" w:firstRowLastColumn="0" w:lastRowFirstColumn="0" w:lastRowLastColumn="0"/>
+              <w:rPr>
+                <w:rFonts w:ascii="Arial" w:hAnsi="Arial" w:cs="Arial"/>
+                <w:sz w:val="20"/>
+                <w:szCs w:val="20"/>
+              </w:rPr>
+            </w:pPr>
+            <w:r>
+              <w:rPr>
+                <w:rFonts w:ascii="Arial" w:hAnsi="Arial" w:cs="Arial"/>
+                <w:sz w:val="20"/>
+                <w:szCs w:val="20"/>
+              </w:rPr>
+              <w:t>Identificador único do síndico</w:t>
+            </w:r>
+          </w:p>
+        </w:tc>
+      </w:tr>
+      <w:tr>
+        <w:tc>
+          <w:tcPr>
+            <w:cnfStyle w:val="001000000000" w:firstRow="0" w:lastRow="0" w:firstColumn="1" w:lastColumn="0" w:oddVBand="0" w:evenVBand="0" w:oddHBand="0" w:evenHBand="0" w:firstRowFirstColumn="0" w:firstRowLastColumn="0" w:lastRowFirstColumn="0" w:lastRowLastColumn="0"/>
+            <w:tcW w:w="0" w:type="auto"/>
+            <w:hideMark/>
+          </w:tcPr>
+          <w:p>
+            <w:pPr>
+              <w:spacing w:line="276" w:lineRule="auto"/>
+              <w:jc w:val="both"/>
+              <w:rPr>
+                <w:rFonts w:ascii="Arial" w:hAnsi="Arial" w:cs="Arial"/>
+                <w:sz w:val="20"/>
+                <w:szCs w:val="20"/>
+              </w:rPr>
+            </w:pPr>
+            <w:r>
+              <w:rPr>
+                <w:rFonts w:ascii="Arial" w:hAnsi="Arial" w:cs="Arial"/>
+                <w:sz w:val="20"/>
+                <w:szCs w:val="20"/>
+              </w:rPr>
+              <w:t>Nome</w:t>
+            </w:r>
+          </w:p>
+        </w:tc>
+        <w:tc>
+          <w:tcPr>
+            <w:tcW w:w="0" w:type="auto"/>
+            <w:hideMark/>
+          </w:tcPr>
+          <w:p>
+            <w:pPr>
+              <w:spacing w:line="276" w:lineRule="auto"/>
+              <w:jc w:val="both"/>
+              <w:cnfStyle w:val="000000000000" w:firstRow="0" w:lastRow="0" w:firstColumn="0" w:lastColumn="0" w:oddVBand="0" w:evenVBand="0" w:oddHBand="0" w:evenHBand="0" w:firstRowFirstColumn="0" w:firstRowLastColumn="0" w:lastRowFirstColumn="0" w:lastRowLastColumn="0"/>
+              <w:rPr>
+                <w:rFonts w:ascii="Arial" w:hAnsi="Arial" w:cs="Arial"/>
+                <w:sz w:val="20"/>
+                <w:szCs w:val="20"/>
+              </w:rPr>
+            </w:pPr>
+            <w:r>
+              <w:rPr>
+                <w:rFonts w:ascii="Arial" w:hAnsi="Arial" w:cs="Arial"/>
+                <w:sz w:val="20"/>
+                <w:szCs w:val="20"/>
+              </w:rPr>
+              <w:t>varchar</w:t>
+            </w:r>
+          </w:p>
+        </w:tc>
+        <w:tc>
+          <w:tcPr>
+            <w:tcW w:w="0" w:type="auto"/>
+            <w:hideMark/>
+          </w:tcPr>
+          <w:p>
+            <w:pPr>
+              <w:spacing w:line="276" w:lineRule="auto"/>
+              <w:jc w:val="both"/>
+              <w:cnfStyle w:val="000000000000" w:firstRow="0" w:lastRow="0" w:firstColumn="0" w:lastColumn="0" w:oddVBand="0" w:evenVBand="0" w:oddHBand="0" w:evenHBand="0" w:firstRowFirstColumn="0" w:firstRowLastColumn="0" w:lastRowFirstColumn="0" w:lastRowLastColumn="0"/>
+              <w:rPr>
+                <w:rFonts w:ascii="Arial" w:hAnsi="Arial" w:cs="Arial"/>
+                <w:sz w:val="20"/>
+                <w:szCs w:val="20"/>
+              </w:rPr>
+            </w:pPr>
+            <w:r>
+              <w:rPr>
+                <w:rFonts w:ascii="Arial" w:hAnsi="Arial" w:cs="Arial"/>
+                <w:sz w:val="20"/>
+                <w:szCs w:val="20"/>
+              </w:rPr>
+              <w:t>150</w:t>
+            </w:r>
+          </w:p>
+        </w:tc>
+        <w:tc>
+          <w:tcPr>
+            <w:tcW w:w="0" w:type="auto"/>
+            <w:hideMark/>
+          </w:tcPr>
+          <w:p>
+            <w:pPr>
+              <w:spacing w:line="276" w:lineRule="auto"/>
+              <w:jc w:val="both"/>
+              <w:cnfStyle w:val="000000000000" w:firstRow="0" w:lastRow="0" w:firstColumn="0" w:lastColumn="0" w:oddVBand="0" w:evenVBand="0" w:oddHBand="0" w:evenHBand="0" w:firstRowFirstColumn="0" w:firstRowLastColumn="0" w:lastRowFirstColumn="0" w:lastRowLastColumn="0"/>
+              <w:rPr>
+                <w:rFonts w:ascii="Arial" w:hAnsi="Arial" w:cs="Arial"/>
+                <w:sz w:val="20"/>
+                <w:szCs w:val="20"/>
+              </w:rPr>
+            </w:pPr>
+            <w:r>
+              <w:rPr>
+                <w:rFonts w:ascii="Arial" w:hAnsi="Arial" w:cs="Arial"/>
+                <w:sz w:val="20"/>
+                <w:szCs w:val="20"/>
+              </w:rPr>
+              <w:t>Sim</w:t>
+            </w:r>
+          </w:p>
+        </w:tc>
+        <w:tc>
+          <w:tcPr>
+            <w:tcW w:w="0" w:type="auto"/>
+            <w:hideMark/>
+          </w:tcPr>
+          <w:p>
+            <w:pPr>
+              <w:spacing w:line="276" w:lineRule="auto"/>
+              <w:jc w:val="both"/>
+              <w:cnfStyle w:val="000000000000" w:firstRow="0" w:lastRow="0" w:firstColumn="0" w:lastColumn="0" w:oddVBand="0" w:evenVBand="0" w:oddHBand="0" w:evenHBand="0" w:firstRowFirstColumn="0" w:firstRowLastColumn="0" w:lastRowFirstColumn="0" w:lastRowLastColumn="0"/>
+              <w:rPr>
+                <w:rFonts w:ascii="Arial" w:hAnsi="Arial" w:cs="Arial"/>
+                <w:sz w:val="20"/>
+                <w:szCs w:val="20"/>
+              </w:rPr>
+            </w:pPr>
+            <w:r>
+              <w:rPr>
+                <w:rFonts w:ascii="Arial" w:hAnsi="Arial" w:cs="Arial"/>
+                <w:sz w:val="20"/>
+                <w:szCs w:val="20"/>
+              </w:rPr>
+              <w:t>Nome completo do síndico</w:t>
+            </w:r>
+          </w:p>
+        </w:tc>
+      </w:tr>
+      <w:tr>
+        <w:trPr>
+          <w:cnfStyle w:val="000000100000" w:firstRow="0" w:lastRow="0" w:firstColumn="0" w:lastColumn="0" w:oddVBand="0" w:evenVBand="0" w:oddHBand="1" w:evenHBand="0" w:firstRowFirstColumn="0" w:firstRowLastColumn="0" w:lastRowFirstColumn="0" w:lastRowLastColumn="0"/>
+        </w:trPr>
+        <w:tc>
+          <w:tcPr>
+            <w:cnfStyle w:val="001000000000" w:firstRow="0" w:lastRow="0" w:firstColumn="1" w:lastColumn="0" w:oddVBand="0" w:evenVBand="0" w:oddHBand="0" w:evenHBand="0" w:firstRowFirstColumn="0" w:firstRowLastColumn="0" w:lastRowFirstColumn="0" w:lastRowLastColumn="0"/>
+            <w:tcW w:w="0" w:type="auto"/>
+            <w:hideMark/>
+          </w:tcPr>
+          <w:p>
+            <w:pPr>
+              <w:spacing w:line="276" w:lineRule="auto"/>
+              <w:jc w:val="both"/>
+              <w:rPr>
+                <w:rFonts w:ascii="Arial" w:hAnsi="Arial" w:cs="Arial"/>
+                <w:sz w:val="20"/>
+                <w:szCs w:val="20"/>
+              </w:rPr>
+            </w:pPr>
+            <w:r>
+              <w:rPr>
+                <w:rFonts w:ascii="Arial" w:hAnsi="Arial" w:cs="Arial"/>
+                <w:sz w:val="20"/>
+                <w:szCs w:val="20"/>
+              </w:rPr>
+              <w:t>Tipo</w:t>
+            </w:r>
+          </w:p>
+        </w:tc>
+        <w:tc>
+          <w:tcPr>
+            <w:tcW w:w="0" w:type="auto"/>
+            <w:hideMark/>
+          </w:tcPr>
+          <w:p>
+            <w:pPr>
+              <w:spacing w:line="276" w:lineRule="auto"/>
+              <w:jc w:val="both"/>
+              <w:cnfStyle w:val="000000100000" w:firstRow="0" w:lastRow="0" w:firstColumn="0" w:lastColumn="0" w:oddVBand="0" w:evenVBand="0" w:oddHBand="1" w:evenHBand="0" w:firstRowFirstColumn="0" w:firstRowLastColumn="0" w:lastRowFirstColumn="0" w:lastRowLastColumn="0"/>
+              <w:rPr>
+                <w:rFonts w:ascii="Arial" w:hAnsi="Arial" w:cs="Arial"/>
+                <w:sz w:val="20"/>
+                <w:szCs w:val="20"/>
+              </w:rPr>
+            </w:pPr>
+            <w:r>
+              <w:rPr>
+                <w:rFonts w:ascii="Arial" w:hAnsi="Arial" w:cs="Arial"/>
+                <w:sz w:val="20"/>
+                <w:szCs w:val="20"/>
+              </w:rPr>
+              <w:t>enum</w:t>
+            </w:r>
+          </w:p>
+        </w:tc>
+        <w:tc>
+          <w:tcPr>
+            <w:tcW w:w="0" w:type="auto"/>
+            <w:hideMark/>
+          </w:tcPr>
+          <w:p>
+            <w:pPr>
+              <w:spacing w:line="276" w:lineRule="auto"/>
+              <w:jc w:val="both"/>
+              <w:cnfStyle w:val="000000100000" w:firstRow="0" w:lastRow="0" w:firstColumn="0" w:lastColumn="0" w:oddVBand="0" w:evenVBand="0" w:oddHBand="1" w:evenHBand="0" w:firstRowFirstColumn="0" w:firstRowLastColumn="0" w:lastRowFirstColumn="0" w:lastRowLastColumn="0"/>
+              <w:rPr>
+                <w:rFonts w:ascii="Arial" w:hAnsi="Arial" w:cs="Arial"/>
+                <w:sz w:val="20"/>
+                <w:szCs w:val="20"/>
+              </w:rPr>
+            </w:pPr>
+            <w:r>
+              <w:rPr>
+                <w:rFonts w:ascii="Arial" w:hAnsi="Arial" w:cs="Arial"/>
+                <w:sz w:val="20"/>
+                <w:szCs w:val="20"/>
+              </w:rPr>
+              <w:t>20</w:t>
+            </w:r>
+          </w:p>
+        </w:tc>
+        <w:tc>
+          <w:tcPr>
+            <w:tcW w:w="0" w:type="auto"/>
+            <w:hideMark/>
+          </w:tcPr>
+          <w:p>
+            <w:pPr>
+              <w:spacing w:line="276" w:lineRule="auto"/>
+              <w:jc w:val="both"/>
+              <w:cnfStyle w:val="000000100000" w:firstRow="0" w:lastRow="0" w:firstColumn="0" w:lastColumn="0" w:oddVBand="0" w:evenVBand="0" w:oddHBand="1" w:evenHBand="0" w:firstRowFirstColumn="0" w:firstRowLastColumn="0" w:lastRowFirstColumn="0" w:lastRowLastColumn="0"/>
+              <w:rPr>
+                <w:rFonts w:ascii="Arial" w:hAnsi="Arial" w:cs="Arial"/>
+                <w:sz w:val="20"/>
+                <w:szCs w:val="20"/>
+              </w:rPr>
+            </w:pPr>
+            <w:r>
+              <w:rPr>
+                <w:rFonts w:ascii="Arial" w:hAnsi="Arial" w:cs="Arial"/>
+                <w:sz w:val="20"/>
+                <w:szCs w:val="20"/>
+              </w:rPr>
+              <w:t>Sim</w:t>
+            </w:r>
+          </w:p>
+        </w:tc>
+        <w:tc>
+          <w:tcPr>
+            <w:tcW w:w="0" w:type="auto"/>
+            <w:hideMark/>
+          </w:tcPr>
+          <w:p>
+            <w:pPr>
+              <w:spacing w:line="276" w:lineRule="auto"/>
+              <w:jc w:val="both"/>
+              <w:cnfStyle w:val="000000100000" w:firstRow="0" w:lastRow="0" w:firstColumn="0" w:lastColumn="0" w:oddVBand="0" w:evenVBand="0" w:oddHBand="1" w:evenHBand="0" w:firstRowFirstColumn="0" w:firstRowLastColumn="0" w:lastRowFirstColumn="0" w:lastRowLastColumn="0"/>
+              <w:rPr>
+                <w:rFonts w:ascii="Arial" w:hAnsi="Arial" w:cs="Arial"/>
+                <w:sz w:val="20"/>
+                <w:szCs w:val="20"/>
+              </w:rPr>
+            </w:pPr>
+            <w:r>
+              <w:rPr>
+                <w:rFonts w:ascii="Arial" w:hAnsi="Arial" w:cs="Arial"/>
+                <w:sz w:val="20"/>
+                <w:szCs w:val="20"/>
+              </w:rPr>
+              <w:t xml:space="preserve">Tipo de síndico: </w:t>
+            </w:r>
+            <w:r>
+              <w:rPr>
+                <w:rFonts w:ascii="Arial" w:hAnsi="Arial" w:cs="Arial"/>
+                <w:b/>
+                <w:bCs/>
+                <w:sz w:val="20"/>
+                <w:szCs w:val="20"/>
+              </w:rPr>
+              <w:t>Profissional</w:t>
+            </w:r>
+            <w:r>
+              <w:rPr>
+                <w:rFonts w:ascii="Arial" w:hAnsi="Arial" w:cs="Arial"/>
+                <w:sz w:val="20"/>
+                <w:szCs w:val="20"/>
+              </w:rPr>
+              <w:t xml:space="preserve"> ou </w:t>
+            </w:r>
+            <w:r>
+              <w:rPr>
+                <w:rFonts w:ascii="Arial" w:hAnsi="Arial" w:cs="Arial"/>
+                <w:b/>
+                <w:bCs/>
+                <w:sz w:val="20"/>
+                <w:szCs w:val="20"/>
+              </w:rPr>
+              <w:t>Morador</w:t>
+            </w:r>
+          </w:p>
+        </w:tc>
+      </w:tr>
+      <w:tr>
+        <w:tc>
+          <w:tcPr>
+            <w:cnfStyle w:val="001000000000" w:firstRow="0" w:lastRow="0" w:firstColumn="1" w:lastColumn="0" w:oddVBand="0" w:evenVBand="0" w:oddHBand="0" w:evenHBand="0" w:firstRowFirstColumn="0" w:firstRowLastColumn="0" w:lastRowFirstColumn="0" w:lastRowLastColumn="0"/>
+            <w:tcW w:w="0" w:type="auto"/>
+            <w:hideMark/>
+          </w:tcPr>
+          <w:p>
+            <w:pPr>
+              <w:spacing w:line="276" w:lineRule="auto"/>
+              <w:jc w:val="both"/>
+              <w:rPr>
+                <w:rFonts w:ascii="Arial" w:hAnsi="Arial" w:cs="Arial"/>
+                <w:sz w:val="20"/>
+                <w:szCs w:val="20"/>
+              </w:rPr>
+            </w:pPr>
+            <w:r>
+              <w:rPr>
+                <w:rFonts w:ascii="Arial" w:hAnsi="Arial" w:cs="Arial"/>
+                <w:sz w:val="20"/>
+                <w:szCs w:val="20"/>
+              </w:rPr>
+              <w:t>Telefone</w:t>
+            </w:r>
+          </w:p>
+        </w:tc>
+        <w:tc>
+          <w:tcPr>
+            <w:tcW w:w="0" w:type="auto"/>
+            <w:hideMark/>
+          </w:tcPr>
+          <w:p>
+            <w:pPr>
+              <w:spacing w:line="276" w:lineRule="auto"/>
+              <w:jc w:val="both"/>
+              <w:cnfStyle w:val="000000000000" w:firstRow="0" w:lastRow="0" w:firstColumn="0" w:lastColumn="0" w:oddVBand="0" w:evenVBand="0" w:oddHBand="0" w:evenHBand="0" w:firstRowFirstColumn="0" w:firstRowLastColumn="0" w:lastRowFirstColumn="0" w:lastRowLastColumn="0"/>
+              <w:rPr>
+                <w:rFonts w:ascii="Arial" w:hAnsi="Arial" w:cs="Arial"/>
+                <w:sz w:val="20"/>
+                <w:szCs w:val="20"/>
+              </w:rPr>
+            </w:pPr>
+            <w:r>
+              <w:rPr>
+                <w:rFonts w:ascii="Arial" w:hAnsi="Arial" w:cs="Arial"/>
+                <w:sz w:val="20"/>
+                <w:szCs w:val="20"/>
+              </w:rPr>
+              <w:t>varchar</w:t>
+            </w:r>
+          </w:p>
+        </w:tc>
+        <w:tc>
+          <w:tcPr>
+            <w:tcW w:w="0" w:type="auto"/>
+            <w:hideMark/>
+          </w:tcPr>
+          <w:p>
+            <w:pPr>
+              <w:spacing w:line="276" w:lineRule="auto"/>
+              <w:jc w:val="both"/>
+              <w:cnfStyle w:val="000000000000" w:firstRow="0" w:lastRow="0" w:firstColumn="0" w:lastColumn="0" w:oddVBand="0" w:evenVBand="0" w:oddHBand="0" w:evenHBand="0" w:firstRowFirstColumn="0" w:firstRowLastColumn="0" w:lastRowFirstColumn="0" w:lastRowLastColumn="0"/>
+              <w:rPr>
+                <w:rFonts w:ascii="Arial" w:hAnsi="Arial" w:cs="Arial"/>
+                <w:sz w:val="20"/>
+                <w:szCs w:val="20"/>
+              </w:rPr>
+            </w:pPr>
+            <w:r>
+              <w:rPr>
+                <w:rFonts w:ascii="Arial" w:hAnsi="Arial" w:cs="Arial"/>
+                <w:sz w:val="20"/>
+                <w:szCs w:val="20"/>
+              </w:rPr>
+              <w:t>20</w:t>
+            </w:r>
+          </w:p>
+        </w:tc>
+        <w:tc>
+          <w:tcPr>
+            <w:tcW w:w="0" w:type="auto"/>
+            <w:hideMark/>
+          </w:tcPr>
+          <w:p>
+            <w:pPr>
+              <w:spacing w:line="276" w:lineRule="auto"/>
+              <w:jc w:val="both"/>
+              <w:cnfStyle w:val="000000000000" w:firstRow="0" w:lastRow="0" w:firstColumn="0" w:lastColumn="0" w:oddVBand="0" w:evenVBand="0" w:oddHBand="0" w:evenHBand="0" w:firstRowFirstColumn="0" w:firstRowLastColumn="0" w:lastRowFirstColumn="0" w:lastRowLastColumn="0"/>
+              <w:rPr>
+                <w:rFonts w:ascii="Arial" w:hAnsi="Arial" w:cs="Arial"/>
+                <w:sz w:val="20"/>
+                <w:szCs w:val="20"/>
+              </w:rPr>
+            </w:pPr>
+            <w:r>
+              <w:rPr>
+                <w:rFonts w:ascii="Arial" w:hAnsi="Arial" w:cs="Arial"/>
+                <w:sz w:val="20"/>
+                <w:szCs w:val="20"/>
+              </w:rPr>
+              <w:t>Sim</w:t>
+            </w:r>
+          </w:p>
+        </w:tc>
+        <w:tc>
+          <w:tcPr>
+            <w:tcW w:w="0" w:type="auto"/>
+            <w:hideMark/>
+          </w:tcPr>
+          <w:p>
+            <w:pPr>
+              <w:spacing w:line="276" w:lineRule="auto"/>
+              <w:jc w:val="both"/>
+              <w:cnfStyle w:val="000000000000" w:firstRow="0" w:lastRow="0" w:firstColumn="0" w:lastColumn="0" w:oddVBand="0" w:evenVBand="0" w:oddHBand="0" w:evenHBand="0" w:firstRowFirstColumn="0" w:firstRowLastColumn="0" w:lastRowFirstColumn="0" w:lastRowLastColumn="0"/>
+              <w:rPr>
+                <w:rFonts w:ascii="Arial" w:hAnsi="Arial" w:cs="Arial"/>
+                <w:sz w:val="20"/>
+                <w:szCs w:val="20"/>
+              </w:rPr>
+            </w:pPr>
+            <w:r>
+              <w:rPr>
+                <w:rFonts w:ascii="Arial" w:hAnsi="Arial" w:cs="Arial"/>
+                <w:sz w:val="20"/>
+                <w:szCs w:val="20"/>
+              </w:rPr>
+              <w:t>Número de telefone para contato</w:t>
+            </w:r>
+          </w:p>
+        </w:tc>
+      </w:tr>
+      <w:tr>
+        <w:trPr>
+          <w:cnfStyle w:val="000000100000" w:firstRow="0" w:lastRow="0" w:firstColumn="0" w:lastColumn="0" w:oddVBand="0" w:evenVBand="0" w:oddHBand="1" w:evenHBand="0" w:firstRowFirstColumn="0" w:firstRowLastColumn="0" w:lastRowFirstColumn="0" w:lastRowLastColumn="0"/>
+        </w:trPr>
+        <w:tc>
+          <w:tcPr>
+            <w:cnfStyle w:val="001000000000" w:firstRow="0" w:lastRow="0" w:firstColumn="1" w:lastColumn="0" w:oddVBand="0" w:evenVBand="0" w:oddHBand="0" w:evenHBand="0" w:firstRowFirstColumn="0" w:firstRowLastColumn="0" w:lastRowFirstColumn="0" w:lastRowLastColumn="0"/>
+            <w:tcW w:w="0" w:type="auto"/>
+            <w:hideMark/>
+          </w:tcPr>
+          <w:p>
+            <w:pPr>
+              <w:spacing w:line="276" w:lineRule="auto"/>
+              <w:jc w:val="both"/>
+              <w:rPr>
+                <w:rFonts w:ascii="Arial" w:hAnsi="Arial" w:cs="Arial"/>
+                <w:sz w:val="20"/>
+                <w:szCs w:val="20"/>
+              </w:rPr>
+            </w:pPr>
+            <w:r>
+              <w:rPr>
+                <w:rFonts w:ascii="Arial" w:hAnsi="Arial" w:cs="Arial"/>
+                <w:sz w:val="20"/>
+                <w:szCs w:val="20"/>
+              </w:rPr>
+              <w:t>Email</w:t>
+            </w:r>
+          </w:p>
+        </w:tc>
+        <w:tc>
+          <w:tcPr>
+            <w:tcW w:w="0" w:type="auto"/>
+            <w:hideMark/>
+          </w:tcPr>
+          <w:p>
+            <w:pPr>
+              <w:spacing w:line="276" w:lineRule="auto"/>
+              <w:jc w:val="both"/>
+              <w:cnfStyle w:val="000000100000" w:firstRow="0" w:lastRow="0" w:firstColumn="0" w:lastColumn="0" w:oddVBand="0" w:evenVBand="0" w:oddHBand="1" w:evenHBand="0" w:firstRowFirstColumn="0" w:firstRowLastColumn="0" w:lastRowFirstColumn="0" w:lastRowLastColumn="0"/>
+              <w:rPr>
+                <w:rFonts w:ascii="Arial" w:hAnsi="Arial" w:cs="Arial"/>
+                <w:sz w:val="20"/>
+                <w:szCs w:val="20"/>
+              </w:rPr>
+            </w:pPr>
+            <w:r>
+              <w:rPr>
+                <w:rFonts w:ascii="Arial" w:hAnsi="Arial" w:cs="Arial"/>
+                <w:sz w:val="20"/>
+                <w:szCs w:val="20"/>
+              </w:rPr>
+              <w:t>varchar</w:t>
+            </w:r>
+          </w:p>
+        </w:tc>
+        <w:tc>
+          <w:tcPr>
+            <w:tcW w:w="0" w:type="auto"/>
+            <w:hideMark/>
+          </w:tcPr>
+          <w:p>
+            <w:pPr>
+              <w:spacing w:line="276" w:lineRule="auto"/>
+              <w:jc w:val="both"/>
+              <w:cnfStyle w:val="000000100000" w:firstRow="0" w:lastRow="0" w:firstColumn="0" w:lastColumn="0" w:oddVBand="0" w:evenVBand="0" w:oddHBand="1" w:evenHBand="0" w:firstRowFirstColumn="0" w:firstRowLastColumn="0" w:lastRowFirstColumn="0" w:lastRowLastColumn="0"/>
+              <w:rPr>
+                <w:rFonts w:ascii="Arial" w:hAnsi="Arial" w:cs="Arial"/>
+                <w:sz w:val="20"/>
+                <w:szCs w:val="20"/>
+              </w:rPr>
+            </w:pPr>
+            <w:r>
+              <w:rPr>
+                <w:rFonts w:ascii="Arial" w:hAnsi="Arial" w:cs="Arial"/>
+                <w:sz w:val="20"/>
+                <w:szCs w:val="20"/>
+              </w:rPr>
+              <w:t>100</w:t>
+            </w:r>
+          </w:p>
+        </w:tc>
+        <w:tc>
+          <w:tcPr>
+            <w:tcW w:w="0" w:type="auto"/>
+            <w:hideMark/>
+          </w:tcPr>
+          <w:p>
+            <w:pPr>
+              <w:spacing w:line="276" w:lineRule="auto"/>
+              <w:jc w:val="both"/>
+              <w:cnfStyle w:val="000000100000" w:firstRow="0" w:lastRow="0" w:firstColumn="0" w:lastColumn="0" w:oddVBand="0" w:evenVBand="0" w:oddHBand="1" w:evenHBand="0" w:firstRowFirstColumn="0" w:firstRowLastColumn="0" w:lastRowFirstColumn="0" w:lastRowLastColumn="0"/>
+              <w:rPr>
+                <w:rFonts w:ascii="Arial" w:hAnsi="Arial" w:cs="Arial"/>
+                <w:sz w:val="20"/>
+                <w:szCs w:val="20"/>
+              </w:rPr>
+            </w:pPr>
+            <w:r>
+              <w:rPr>
+                <w:rFonts w:ascii="Arial" w:hAnsi="Arial" w:cs="Arial"/>
+                <w:sz w:val="20"/>
+                <w:szCs w:val="20"/>
+              </w:rPr>
+              <w:t>Sim</w:t>
+            </w:r>
+          </w:p>
+        </w:tc>
+        <w:tc>
+          <w:tcPr>
+            <w:tcW w:w="0" w:type="auto"/>
+            <w:hideMark/>
+          </w:tcPr>
+          <w:p>
+            <w:pPr>
+              <w:spacing w:line="276" w:lineRule="auto"/>
+              <w:jc w:val="both"/>
+              <w:cnfStyle w:val="000000100000" w:firstRow="0" w:lastRow="0" w:firstColumn="0" w:lastColumn="0" w:oddVBand="0" w:evenVBand="0" w:oddHBand="1" w:evenHBand="0" w:firstRowFirstColumn="0" w:firstRowLastColumn="0" w:lastRowFirstColumn="0" w:lastRowLastColumn="0"/>
+              <w:rPr>
+                <w:rFonts w:ascii="Arial" w:hAnsi="Arial" w:cs="Arial"/>
+                <w:sz w:val="20"/>
+                <w:szCs w:val="20"/>
+              </w:rPr>
+            </w:pPr>
+            <w:r>
+              <w:rPr>
+                <w:rFonts w:ascii="Arial" w:hAnsi="Arial" w:cs="Arial"/>
+                <w:sz w:val="20"/>
+                <w:szCs w:val="20"/>
+              </w:rPr>
+              <w:t>Endereço de e-mail para comunicações</w:t>
+            </w:r>
+          </w:p>
+        </w:tc>
+      </w:tr>
+      <w:tr>
+        <w:tc>
+          <w:tcPr>
+            <w:cnfStyle w:val="001000000000" w:firstRow="0" w:lastRow="0" w:firstColumn="1" w:lastColumn="0" w:oddVBand="0" w:evenVBand="0" w:oddHBand="0" w:evenHBand="0" w:firstRowFirstColumn="0" w:firstRowLastColumn="0" w:lastRowFirstColumn="0" w:lastRowLastColumn="0"/>
+            <w:tcW w:w="0" w:type="auto"/>
+            <w:hideMark/>
+          </w:tcPr>
+          <w:p>
+            <w:pPr>
+              <w:spacing w:line="276" w:lineRule="auto"/>
+              <w:jc w:val="both"/>
+              <w:rPr>
+                <w:rFonts w:ascii="Arial" w:hAnsi="Arial" w:cs="Arial"/>
+                <w:sz w:val="20"/>
+                <w:szCs w:val="20"/>
+              </w:rPr>
+            </w:pPr>
+            <w:r>
+              <w:rPr>
+                <w:rFonts w:ascii="Arial" w:hAnsi="Arial" w:cs="Arial"/>
+                <w:sz w:val="20"/>
+                <w:szCs w:val="20"/>
+              </w:rPr>
+              <w:t>Ativo</w:t>
+            </w:r>
+          </w:p>
+        </w:tc>
+        <w:tc>
+          <w:tcPr>
+            <w:tcW w:w="0" w:type="auto"/>
+            <w:hideMark/>
+          </w:tcPr>
+          <w:p>
+            <w:pPr>
+              <w:spacing w:line="276" w:lineRule="auto"/>
+              <w:jc w:val="both"/>
+              <w:cnfStyle w:val="000000000000" w:firstRow="0" w:lastRow="0" w:firstColumn="0" w:lastColumn="0" w:oddVBand="0" w:evenVBand="0" w:oddHBand="0" w:evenHBand="0" w:firstRowFirstColumn="0" w:firstRowLastColumn="0" w:lastRowFirstColumn="0" w:lastRowLastColumn="0"/>
+              <w:rPr>
+                <w:rFonts w:ascii="Arial" w:hAnsi="Arial" w:cs="Arial"/>
+                <w:sz w:val="20"/>
+                <w:szCs w:val="20"/>
+              </w:rPr>
+            </w:pPr>
+            <w:proofErr w:type="spellStart"/>
+            <w:r>
+              <w:rPr>
+                <w:rFonts w:ascii="Arial" w:hAnsi="Arial" w:cs="Arial"/>
+                <w:sz w:val="20"/>
+                <w:szCs w:val="20"/>
+              </w:rPr>
+              <w:t>boolean</w:t>
+            </w:r>
+            <w:proofErr w:type="spellEnd"/>
+          </w:p>
+        </w:tc>
+        <w:tc>
+          <w:tcPr>
+            <w:tcW w:w="0" w:type="auto"/>
+            <w:hideMark/>
+          </w:tcPr>
+          <w:p>
+            <w:pPr>
+              <w:spacing w:line="276" w:lineRule="auto"/>
+              <w:jc w:val="both"/>
+              <w:cnfStyle w:val="000000000000" w:firstRow="0" w:lastRow="0" w:firstColumn="0" w:lastColumn="0" w:oddVBand="0" w:evenVBand="0" w:oddHBand="0" w:evenHBand="0" w:firstRowFirstColumn="0" w:firstRowLastColumn="0" w:lastRowFirstColumn="0" w:lastRowLastColumn="0"/>
+              <w:rPr>
+                <w:rFonts w:ascii="Arial" w:hAnsi="Arial" w:cs="Arial"/>
+                <w:sz w:val="20"/>
+                <w:szCs w:val="20"/>
+              </w:rPr>
+            </w:pPr>
+            <w:r>
+              <w:rPr>
+                <w:rFonts w:ascii="Arial" w:hAnsi="Arial" w:cs="Arial"/>
+                <w:sz w:val="20"/>
+                <w:szCs w:val="20"/>
+              </w:rPr>
+              <w:t>–</w:t>
+            </w:r>
+          </w:p>
+        </w:tc>
+        <w:tc>
+          <w:tcPr>
+            <w:tcW w:w="0" w:type="auto"/>
+            <w:hideMark/>
+          </w:tcPr>
+          <w:p>
+            <w:pPr>
+              <w:spacing w:line="276" w:lineRule="auto"/>
+              <w:jc w:val="both"/>
+              <w:cnfStyle w:val="000000000000" w:firstRow="0" w:lastRow="0" w:firstColumn="0" w:lastColumn="0" w:oddVBand="0" w:evenVBand="0" w:oddHBand="0" w:evenHBand="0" w:firstRowFirstColumn="0" w:firstRowLastColumn="0" w:lastRowFirstColumn="0" w:lastRowLastColumn="0"/>
+              <w:rPr>
+                <w:rFonts w:ascii="Arial" w:hAnsi="Arial" w:cs="Arial"/>
+                <w:sz w:val="20"/>
+                <w:szCs w:val="20"/>
+              </w:rPr>
+            </w:pPr>
+            <w:r>
+              <w:rPr>
+                <w:rFonts w:ascii="Arial" w:hAnsi="Arial" w:cs="Arial"/>
+                <w:sz w:val="20"/>
+                <w:szCs w:val="20"/>
+              </w:rPr>
+              <w:t>Sim</w:t>
+            </w:r>
+          </w:p>
+        </w:tc>
+        <w:tc>
+          <w:tcPr>
+            <w:tcW w:w="0" w:type="auto"/>
+            <w:hideMark/>
+          </w:tcPr>
+          <w:p>
+            <w:pPr>
+              <w:spacing w:line="276" w:lineRule="auto"/>
+              <w:jc w:val="both"/>
+              <w:cnfStyle w:val="000000000000" w:firstRow="0" w:lastRow="0" w:firstColumn="0" w:lastColumn="0" w:oddVBand="0" w:evenVBand="0" w:oddHBand="0" w:evenHBand="0" w:firstRowFirstColumn="0" w:firstRowLastColumn="0" w:lastRowFirstColumn="0" w:lastRowLastColumn="0"/>
+              <w:rPr>
+                <w:rFonts w:ascii="Arial" w:hAnsi="Arial" w:cs="Arial"/>
+                <w:sz w:val="20"/>
+                <w:szCs w:val="20"/>
+              </w:rPr>
+            </w:pPr>
+            <w:r>
+              <w:rPr>
+                <w:rFonts w:ascii="Arial" w:hAnsi="Arial" w:cs="Arial"/>
+                <w:sz w:val="20"/>
+                <w:szCs w:val="20"/>
+              </w:rPr>
+              <w:t>Indica se o síndico está ativo no sistema</w:t>
+            </w:r>
+          </w:p>
+        </w:tc>
+      </w:tr>
+      <w:tr>
+        <w:trPr>
+          <w:cnfStyle w:val="000000100000" w:firstRow="0" w:lastRow="0" w:firstColumn="0" w:lastColumn="0" w:oddVBand="0" w:evenVBand="0" w:oddHBand="1" w:evenHBand="0" w:firstRowFirstColumn="0" w:firstRowLastColumn="0" w:lastRowFirstColumn="0" w:lastRowLastColumn="0"/>
+        </w:trPr>
+        <w:tc>
+          <w:tcPr>
+            <w:cnfStyle w:val="001000000000" w:firstRow="0" w:lastRow="0" w:firstColumn="1" w:lastColumn="0" w:oddVBand="0" w:evenVBand="0" w:oddHBand="0" w:evenHBand="0" w:firstRowFirstColumn="0" w:firstRowLastColumn="0" w:lastRowFirstColumn="0" w:lastRowLastColumn="0"/>
+            <w:tcW w:w="0" w:type="auto"/>
+            <w:hideMark/>
+          </w:tcPr>
+          <w:p>
+            <w:pPr>
+              <w:spacing w:line="276" w:lineRule="auto"/>
+              <w:jc w:val="both"/>
+              <w:rPr>
+                <w:rFonts w:ascii="Arial" w:hAnsi="Arial" w:cs="Arial"/>
+                <w:sz w:val="20"/>
+                <w:szCs w:val="20"/>
+              </w:rPr>
+            </w:pPr>
+            <w:proofErr w:type="spellStart"/>
+            <w:r>
+              <w:rPr>
+                <w:rFonts w:ascii="Arial" w:hAnsi="Arial" w:cs="Arial"/>
+                <w:sz w:val="20"/>
+                <w:szCs w:val="20"/>
+              </w:rPr>
+              <w:t>DataCadastro</w:t>
+            </w:r>
+            <w:proofErr w:type="spellEnd"/>
+          </w:p>
+        </w:tc>
+        <w:tc>
+          <w:tcPr>
+            <w:tcW w:w="0" w:type="auto"/>
+            <w:hideMark/>
+          </w:tcPr>
+          <w:p>
+            <w:pPr>
+              <w:spacing w:line="276" w:lineRule="auto"/>
+              <w:jc w:val="both"/>
+              <w:cnfStyle w:val="000000100000" w:firstRow="0" w:lastRow="0" w:firstColumn="0" w:lastColumn="0" w:oddVBand="0" w:evenVBand="0" w:oddHBand="1" w:evenHBand="0" w:firstRowFirstColumn="0" w:firstRowLastColumn="0" w:lastRowFirstColumn="0" w:lastRowLastColumn="0"/>
+              <w:rPr>
+                <w:rFonts w:ascii="Arial" w:hAnsi="Arial" w:cs="Arial"/>
+                <w:sz w:val="20"/>
+                <w:szCs w:val="20"/>
+              </w:rPr>
+            </w:pPr>
+            <w:proofErr w:type="spellStart"/>
+            <w:r>
+              <w:rPr>
+                <w:rFonts w:ascii="Arial" w:hAnsi="Arial" w:cs="Arial"/>
+                <w:sz w:val="20"/>
+                <w:szCs w:val="20"/>
+              </w:rPr>
+              <w:t>datetime</w:t>
+            </w:r>
+            <w:proofErr w:type="spellEnd"/>
+          </w:p>
+        </w:tc>
+        <w:tc>
+          <w:tcPr>
+            <w:tcW w:w="0" w:type="auto"/>
+            <w:hideMark/>
+          </w:tcPr>
+          <w:p>
+            <w:pPr>
+              <w:spacing w:line="276" w:lineRule="auto"/>
+              <w:jc w:val="both"/>
+              <w:cnfStyle w:val="000000100000" w:firstRow="0" w:lastRow="0" w:firstColumn="0" w:lastColumn="0" w:oddVBand="0" w:evenVBand="0" w:oddHBand="1" w:evenHBand="0" w:firstRowFirstColumn="0" w:firstRowLastColumn="0" w:lastRowFirstColumn="0" w:lastRowLastColumn="0"/>
+              <w:rPr>
+                <w:rFonts w:ascii="Arial" w:hAnsi="Arial" w:cs="Arial"/>
+                <w:sz w:val="20"/>
+                <w:szCs w:val="20"/>
+              </w:rPr>
+            </w:pPr>
+            <w:r>
+              <w:rPr>
+                <w:rFonts w:ascii="Arial" w:hAnsi="Arial" w:cs="Arial"/>
+                <w:sz w:val="20"/>
+                <w:szCs w:val="20"/>
+              </w:rPr>
+              <w:t>–</w:t>
+            </w:r>
+          </w:p>
+        </w:tc>
+        <w:tc>
+          <w:tcPr>
+            <w:tcW w:w="0" w:type="auto"/>
+            <w:hideMark/>
+          </w:tcPr>
+          <w:p>
+            <w:pPr>
+              <w:spacing w:line="276" w:lineRule="auto"/>
+              <w:jc w:val="both"/>
+              <w:cnfStyle w:val="000000100000" w:firstRow="0" w:lastRow="0" w:firstColumn="0" w:lastColumn="0" w:oddVBand="0" w:evenVBand="0" w:oddHBand="1" w:evenHBand="0" w:firstRowFirstColumn="0" w:firstRowLastColumn="0" w:lastRowFirstColumn="0" w:lastRowLastColumn="0"/>
+              <w:rPr>
+                <w:rFonts w:ascii="Arial" w:hAnsi="Arial" w:cs="Arial"/>
+                <w:sz w:val="20"/>
+                <w:szCs w:val="20"/>
+              </w:rPr>
+            </w:pPr>
+            <w:r>
+              <w:rPr>
+                <w:rFonts w:ascii="Arial" w:hAnsi="Arial" w:cs="Arial"/>
+                <w:sz w:val="20"/>
+                <w:szCs w:val="20"/>
+              </w:rPr>
+              <w:t>Sim</w:t>
+            </w:r>
+          </w:p>
+        </w:tc>
+        <w:tc>
+          <w:tcPr>
+            <w:tcW w:w="0" w:type="auto"/>
+            <w:hideMark/>
+          </w:tcPr>
+          <w:p>
+            <w:pPr>
+              <w:spacing w:line="276" w:lineRule="auto"/>
+              <w:jc w:val="both"/>
+              <w:cnfStyle w:val="000000100000" w:firstRow="0" w:lastRow="0" w:firstColumn="0" w:lastColumn="0" w:oddVBand="0" w:evenVBand="0" w:oddHBand="1" w:evenHBand="0" w:firstRowFirstColumn="0" w:firstRowLastColumn="0" w:lastRowFirstColumn="0" w:lastRowLastColumn="0"/>
+              <w:rPr>
+                <w:rFonts w:ascii="Arial" w:hAnsi="Arial" w:cs="Arial"/>
+                <w:sz w:val="20"/>
+                <w:szCs w:val="20"/>
+              </w:rPr>
+            </w:pPr>
+            <w:r>
+              <w:rPr>
+                <w:rFonts w:ascii="Arial" w:hAnsi="Arial" w:cs="Arial"/>
+                <w:sz w:val="20"/>
+                <w:szCs w:val="20"/>
+              </w:rPr>
+              <w:t>Data e hora do registro</w:t>
+            </w:r>
+          </w:p>
+        </w:tc>
+      </w:tr>
+    </w:tbl>
+    <w:p>
+      <w:pPr>
+        <w:jc w:val="both"/>
+        <w:rPr>
+          <w:rFonts w:ascii="Arial" w:hAnsi="Arial" w:cs="Arial"/>
+          <w:sz w:val="20"/>
+          <w:szCs w:val="20"/>
+        </w:rPr>
+      </w:pPr>
+    </w:p>
+    <w:p>
+      <w:pPr>
+        <w:pStyle w:val="Ttulo2"/>
+        <w:rPr>
+          <w:rFonts w:ascii="Arial" w:hAnsi="Arial" w:cs="Arial"/>
+          <w:sz w:val="20"/>
+          <w:szCs w:val="20"/>
+        </w:rPr>
+      </w:pPr>
+    </w:p>
+    <w:p>
+      <w:pPr>
+        <w:pStyle w:val="Ttulo2"/>
+        <w:rPr>
+          <w:rFonts w:ascii="Arial" w:hAnsi="Arial" w:cs="Arial"/>
+          <w:sz w:val="20"/>
+          <w:szCs w:val="20"/>
+        </w:rPr>
+      </w:pPr>
+    </w:p>
+    <w:p>
+      <w:pPr>
+        <w:pStyle w:val="Ttulo2"/>
+        <w:rPr>
+          <w:rFonts w:ascii="Arial" w:hAnsi="Arial" w:cs="Arial"/>
+          <w:sz w:val="20"/>
+          <w:szCs w:val="20"/>
+        </w:rPr>
+      </w:pPr>
+      <w:bookmarkStart w:id="54" w:name="_Toc204613045"/>
+      <w:r>
+        <w:rPr>
+          <w:rFonts w:ascii="Arial" w:hAnsi="Arial" w:cs="Arial"/>
+          <w:sz w:val="20"/>
+          <w:szCs w:val="20"/>
+        </w:rPr>
+        <w:t xml:space="preserve">Tabela: </w:t>
+      </w:r>
+      <w:proofErr w:type="spellStart"/>
+      <w:r>
+        <w:rPr>
+          <w:rFonts w:ascii="Arial" w:hAnsi="Arial" w:cs="Arial"/>
+          <w:sz w:val="20"/>
+          <w:szCs w:val="20"/>
+        </w:rPr>
+        <w:t>Sindico</w:t>
+      </w:r>
+      <w:r>
+        <w:rPr>
+          <w:rFonts w:ascii="Arial" w:hAnsi="Arial" w:cs="Arial"/>
+          <w:sz w:val="20"/>
+          <w:szCs w:val="20"/>
+        </w:rPr>
+        <w:t>Cliente</w:t>
+      </w:r>
+      <w:bookmarkEnd w:id="54"/>
+      <w:proofErr w:type="spellEnd"/>
+    </w:p>
+    <w:tbl>
+      <w:tblPr>
+        <w:tblStyle w:val="TabeladeGrade4-nfase1"/>
+        <w:tblW w:w="0" w:type="auto"/>
+        <w:tblLook w:val="04A0" w:firstRow="1" w:lastRow="0" w:firstColumn="1" w:lastColumn="0" w:noHBand="0" w:noVBand="1"/>
+      </w:tblPr>
+      <w:tblGrid>
+        <w:gridCol w:w="1139"/>
+        <w:gridCol w:w="639"/>
+        <w:gridCol w:w="1105"/>
+        <w:gridCol w:w="1305"/>
+        <w:gridCol w:w="4442"/>
+      </w:tblGrid>
+      <w:tr>
+        <w:trPr>
+          <w:cnfStyle w:val="100000000000" w:firstRow="1" w:lastRow="0" w:firstColumn="0" w:lastColumn="0" w:oddVBand="0" w:evenVBand="0" w:oddHBand="0" w:evenHBand="0" w:firstRowFirstColumn="0" w:firstRowLastColumn="0" w:lastRowFirstColumn="0" w:lastRowLastColumn="0"/>
+        </w:trPr>
+        <w:tc>
+          <w:tcPr>
+            <w:cnfStyle w:val="001000000000" w:firstRow="0" w:lastRow="0" w:firstColumn="1" w:lastColumn="0" w:oddVBand="0" w:evenVBand="0" w:oddHBand="0" w:evenHBand="0" w:firstRowFirstColumn="0" w:firstRowLastColumn="0" w:lastRowFirstColumn="0" w:lastRowLastColumn="0"/>
+            <w:tcW w:w="0" w:type="auto"/>
+            <w:hideMark/>
+          </w:tcPr>
+          <w:p>
+            <w:pPr>
+              <w:spacing w:line="276" w:lineRule="auto"/>
+              <w:jc w:val="both"/>
+              <w:rPr>
+                <w:rFonts w:ascii="Arial" w:hAnsi="Arial" w:cs="Arial"/>
+                <w:sz w:val="20"/>
+                <w:szCs w:val="20"/>
+              </w:rPr>
+            </w:pPr>
+            <w:r>
+              <w:rPr>
+                <w:rFonts w:ascii="Arial" w:hAnsi="Arial" w:cs="Arial"/>
+                <w:sz w:val="20"/>
+                <w:szCs w:val="20"/>
+              </w:rPr>
+              <w:t>Campo</w:t>
+            </w:r>
+          </w:p>
+        </w:tc>
+        <w:tc>
+          <w:tcPr>
+            <w:tcW w:w="0" w:type="auto"/>
+            <w:hideMark/>
+          </w:tcPr>
+          <w:p>
+            <w:pPr>
+              <w:spacing w:line="276" w:lineRule="auto"/>
+              <w:jc w:val="both"/>
+              <w:cnfStyle w:val="100000000000" w:firstRow="1" w:lastRow="0" w:firstColumn="0" w:lastColumn="0" w:oddVBand="0" w:evenVBand="0" w:oddHBand="0" w:evenHBand="0" w:firstRowFirstColumn="0" w:firstRowLastColumn="0" w:lastRowFirstColumn="0" w:lastRowLastColumn="0"/>
+              <w:rPr>
+                <w:rFonts w:ascii="Arial" w:hAnsi="Arial" w:cs="Arial"/>
+                <w:sz w:val="20"/>
+                <w:szCs w:val="20"/>
+              </w:rPr>
+            </w:pPr>
+            <w:r>
+              <w:rPr>
+                <w:rFonts w:ascii="Arial" w:hAnsi="Arial" w:cs="Arial"/>
+                <w:sz w:val="20"/>
+                <w:szCs w:val="20"/>
+              </w:rPr>
+              <w:t>Tipo</w:t>
+            </w:r>
+          </w:p>
+        </w:tc>
+        <w:tc>
+          <w:tcPr>
+            <w:tcW w:w="0" w:type="auto"/>
+            <w:hideMark/>
+          </w:tcPr>
+          <w:p>
+            <w:pPr>
+              <w:spacing w:line="276" w:lineRule="auto"/>
+              <w:jc w:val="both"/>
+              <w:cnfStyle w:val="100000000000" w:firstRow="1" w:lastRow="0" w:firstColumn="0" w:lastColumn="0" w:oddVBand="0" w:evenVBand="0" w:oddHBand="0" w:evenHBand="0" w:firstRowFirstColumn="0" w:firstRowLastColumn="0" w:lastRowFirstColumn="0" w:lastRowLastColumn="0"/>
+              <w:rPr>
+                <w:rFonts w:ascii="Arial" w:hAnsi="Arial" w:cs="Arial"/>
+                <w:sz w:val="20"/>
+                <w:szCs w:val="20"/>
+              </w:rPr>
+            </w:pPr>
+            <w:r>
+              <w:rPr>
+                <w:rFonts w:ascii="Arial" w:hAnsi="Arial" w:cs="Arial"/>
+                <w:sz w:val="20"/>
+                <w:szCs w:val="20"/>
+              </w:rPr>
+              <w:t>Tamanho</w:t>
+            </w:r>
+          </w:p>
+        </w:tc>
+        <w:tc>
+          <w:tcPr>
+            <w:tcW w:w="0" w:type="auto"/>
+            <w:hideMark/>
+          </w:tcPr>
+          <w:p>
+            <w:pPr>
+              <w:spacing w:line="276" w:lineRule="auto"/>
+              <w:jc w:val="both"/>
+              <w:cnfStyle w:val="100000000000" w:firstRow="1" w:lastRow="0" w:firstColumn="0" w:lastColumn="0" w:oddVBand="0" w:evenVBand="0" w:oddHBand="0" w:evenHBand="0" w:firstRowFirstColumn="0" w:firstRowLastColumn="0" w:lastRowFirstColumn="0" w:lastRowLastColumn="0"/>
+              <w:rPr>
+                <w:rFonts w:ascii="Arial" w:hAnsi="Arial" w:cs="Arial"/>
+                <w:sz w:val="20"/>
+                <w:szCs w:val="20"/>
+              </w:rPr>
+            </w:pPr>
+            <w:r>
+              <w:rPr>
+                <w:rFonts w:ascii="Arial" w:hAnsi="Arial" w:cs="Arial"/>
+                <w:sz w:val="20"/>
+                <w:szCs w:val="20"/>
+              </w:rPr>
+              <w:t>Obrigatório</w:t>
+            </w:r>
+          </w:p>
+        </w:tc>
+        <w:tc>
+          <w:tcPr>
+            <w:tcW w:w="0" w:type="auto"/>
+            <w:hideMark/>
+          </w:tcPr>
+          <w:p>
+            <w:pPr>
+              <w:spacing w:line="276" w:lineRule="auto"/>
+              <w:jc w:val="both"/>
+              <w:cnfStyle w:val="100000000000" w:firstRow="1" w:lastRow="0" w:firstColumn="0" w:lastColumn="0" w:oddVBand="0" w:evenVBand="0" w:oddHBand="0" w:evenHBand="0" w:firstRowFirstColumn="0" w:firstRowLastColumn="0" w:lastRowFirstColumn="0" w:lastRowLastColumn="0"/>
+              <w:rPr>
+                <w:rFonts w:ascii="Arial" w:hAnsi="Arial" w:cs="Arial"/>
+                <w:sz w:val="20"/>
+                <w:szCs w:val="20"/>
+              </w:rPr>
+            </w:pPr>
+            <w:r>
+              <w:rPr>
+                <w:rFonts w:ascii="Arial" w:hAnsi="Arial" w:cs="Arial"/>
+                <w:sz w:val="20"/>
+                <w:szCs w:val="20"/>
+              </w:rPr>
+              <w:t>Descrição</w:t>
+            </w:r>
+          </w:p>
+        </w:tc>
+      </w:tr>
+      <w:tr>
+        <w:trPr>
+          <w:cnfStyle w:val="000000100000" w:firstRow="0" w:lastRow="0" w:firstColumn="0" w:lastColumn="0" w:oddVBand="0" w:evenVBand="0" w:oddHBand="1" w:evenHBand="0" w:firstRowFirstColumn="0" w:firstRowLastColumn="0" w:lastRowFirstColumn="0" w:lastRowLastColumn="0"/>
+        </w:trPr>
+        <w:tc>
+          <w:tcPr>
+            <w:cnfStyle w:val="001000000000" w:firstRow="0" w:lastRow="0" w:firstColumn="1" w:lastColumn="0" w:oddVBand="0" w:evenVBand="0" w:oddHBand="0" w:evenHBand="0" w:firstRowFirstColumn="0" w:firstRowLastColumn="0" w:lastRowFirstColumn="0" w:lastRowLastColumn="0"/>
+            <w:tcW w:w="0" w:type="auto"/>
+            <w:hideMark/>
+          </w:tcPr>
+          <w:p>
+            <w:pPr>
+              <w:spacing w:line="276" w:lineRule="auto"/>
+              <w:jc w:val="both"/>
+              <w:rPr>
+                <w:rFonts w:ascii="Arial" w:hAnsi="Arial" w:cs="Arial"/>
+                <w:sz w:val="20"/>
+                <w:szCs w:val="20"/>
+              </w:rPr>
+            </w:pPr>
+            <w:proofErr w:type="spellStart"/>
+            <w:r>
+              <w:rPr>
+                <w:rFonts w:ascii="Arial" w:hAnsi="Arial" w:cs="Arial"/>
+                <w:sz w:val="20"/>
+                <w:szCs w:val="20"/>
+              </w:rPr>
+              <w:t>IDSindico</w:t>
+            </w:r>
+            <w:proofErr w:type="spellEnd"/>
+          </w:p>
+        </w:tc>
+        <w:tc>
+          <w:tcPr>
+            <w:tcW w:w="0" w:type="auto"/>
+            <w:hideMark/>
+          </w:tcPr>
+          <w:p>
+            <w:pPr>
+              <w:spacing w:line="276" w:lineRule="auto"/>
+              <w:jc w:val="both"/>
+              <w:cnfStyle w:val="000000100000" w:firstRow="0" w:lastRow="0" w:firstColumn="0" w:lastColumn="0" w:oddVBand="0" w:evenVBand="0" w:oddHBand="1" w:evenHBand="0" w:firstRowFirstColumn="0" w:firstRowLastColumn="0" w:lastRowFirstColumn="0" w:lastRowLastColumn="0"/>
+              <w:rPr>
+                <w:rFonts w:ascii="Arial" w:hAnsi="Arial" w:cs="Arial"/>
+                <w:sz w:val="20"/>
+                <w:szCs w:val="20"/>
+              </w:rPr>
+            </w:pPr>
+            <w:proofErr w:type="spellStart"/>
+            <w:r>
+              <w:rPr>
+                <w:rFonts w:ascii="Arial" w:hAnsi="Arial" w:cs="Arial"/>
+                <w:sz w:val="20"/>
+                <w:szCs w:val="20"/>
+              </w:rPr>
+              <w:t>int</w:t>
+            </w:r>
+            <w:proofErr w:type="spellEnd"/>
+          </w:p>
+        </w:tc>
+        <w:tc>
+          <w:tcPr>
+            <w:tcW w:w="0" w:type="auto"/>
+            <w:hideMark/>
+          </w:tcPr>
+          <w:p>
+            <w:pPr>
+              <w:spacing w:line="276" w:lineRule="auto"/>
+              <w:jc w:val="both"/>
+              <w:cnfStyle w:val="000000100000" w:firstRow="0" w:lastRow="0" w:firstColumn="0" w:lastColumn="0" w:oddVBand="0" w:evenVBand="0" w:oddHBand="1" w:evenHBand="0" w:firstRowFirstColumn="0" w:firstRowLastColumn="0" w:lastRowFirstColumn="0" w:lastRowLastColumn="0"/>
+              <w:rPr>
+                <w:rFonts w:ascii="Arial" w:hAnsi="Arial" w:cs="Arial"/>
+                <w:sz w:val="20"/>
+                <w:szCs w:val="20"/>
+              </w:rPr>
+            </w:pPr>
+            <w:r>
+              <w:rPr>
+                <w:rFonts w:ascii="Arial" w:hAnsi="Arial" w:cs="Arial"/>
+                <w:sz w:val="20"/>
+                <w:szCs w:val="20"/>
+              </w:rPr>
+              <w:t>–</w:t>
+            </w:r>
+          </w:p>
+        </w:tc>
+        <w:tc>
+          <w:tcPr>
+            <w:tcW w:w="0" w:type="auto"/>
+            <w:hideMark/>
+          </w:tcPr>
+          <w:p>
+            <w:pPr>
+              <w:spacing w:line="276" w:lineRule="auto"/>
+              <w:jc w:val="both"/>
+              <w:cnfStyle w:val="000000100000" w:firstRow="0" w:lastRow="0" w:firstColumn="0" w:lastColumn="0" w:oddVBand="0" w:evenVBand="0" w:oddHBand="1" w:evenHBand="0" w:firstRowFirstColumn="0" w:firstRowLastColumn="0" w:lastRowFirstColumn="0" w:lastRowLastColumn="0"/>
+              <w:rPr>
+                <w:rFonts w:ascii="Arial" w:hAnsi="Arial" w:cs="Arial"/>
+                <w:sz w:val="20"/>
+                <w:szCs w:val="20"/>
+              </w:rPr>
+            </w:pPr>
+            <w:r>
+              <w:rPr>
+                <w:rFonts w:ascii="Arial" w:hAnsi="Arial" w:cs="Arial"/>
+                <w:sz w:val="20"/>
+                <w:szCs w:val="20"/>
+              </w:rPr>
+              <w:t>Sim</w:t>
+            </w:r>
+          </w:p>
+        </w:tc>
+        <w:tc>
+          <w:tcPr>
+            <w:tcW w:w="0" w:type="auto"/>
+            <w:hideMark/>
+          </w:tcPr>
+          <w:p>
+            <w:pPr>
+              <w:spacing w:line="276" w:lineRule="auto"/>
+              <w:jc w:val="both"/>
+              <w:cnfStyle w:val="000000100000" w:firstRow="0" w:lastRow="0" w:firstColumn="0" w:lastColumn="0" w:oddVBand="0" w:evenVBand="0" w:oddHBand="1" w:evenHBand="0" w:firstRowFirstColumn="0" w:firstRowLastColumn="0" w:lastRowFirstColumn="0" w:lastRowLastColumn="0"/>
+              <w:rPr>
+                <w:rFonts w:ascii="Arial" w:hAnsi="Arial" w:cs="Arial"/>
+                <w:sz w:val="20"/>
+                <w:szCs w:val="20"/>
+              </w:rPr>
+            </w:pPr>
+            <w:r>
+              <w:rPr>
+                <w:rFonts w:ascii="Arial" w:hAnsi="Arial" w:cs="Arial"/>
+                <w:sz w:val="20"/>
+                <w:szCs w:val="20"/>
+              </w:rPr>
+              <w:t>Identificador único do síndico</w:t>
+            </w:r>
+          </w:p>
+        </w:tc>
+      </w:tr>
+      <w:tr>
+        <w:tc>
+          <w:tcPr>
+            <w:cnfStyle w:val="001000000000" w:firstRow="0" w:lastRow="0" w:firstColumn="1" w:lastColumn="0" w:oddVBand="0" w:evenVBand="0" w:oddHBand="0" w:evenHBand="0" w:firstRowFirstColumn="0" w:firstRowLastColumn="0" w:lastRowFirstColumn="0" w:lastRowLastColumn="0"/>
+            <w:tcW w:w="0" w:type="auto"/>
+            <w:hideMark/>
+          </w:tcPr>
+          <w:p>
+            <w:pPr>
+              <w:spacing w:line="276" w:lineRule="auto"/>
+              <w:jc w:val="both"/>
+              <w:rPr>
+                <w:rFonts w:ascii="Arial" w:hAnsi="Arial" w:cs="Arial"/>
+                <w:sz w:val="20"/>
+                <w:szCs w:val="20"/>
+              </w:rPr>
+            </w:pPr>
+            <w:proofErr w:type="spellStart"/>
+            <w:r>
+              <w:rPr>
+                <w:rFonts w:ascii="Arial" w:hAnsi="Arial" w:cs="Arial"/>
+                <w:sz w:val="20"/>
+                <w:szCs w:val="20"/>
+              </w:rPr>
+              <w:t>IDCliente</w:t>
+            </w:r>
+            <w:proofErr w:type="spellEnd"/>
+          </w:p>
+        </w:tc>
+        <w:tc>
+          <w:tcPr>
+            <w:tcW w:w="0" w:type="auto"/>
+            <w:hideMark/>
+          </w:tcPr>
+          <w:p>
+            <w:pPr>
+              <w:spacing w:line="276" w:lineRule="auto"/>
+              <w:jc w:val="both"/>
+              <w:cnfStyle w:val="000000000000" w:firstRow="0" w:lastRow="0" w:firstColumn="0" w:lastColumn="0" w:oddVBand="0" w:evenVBand="0" w:oddHBand="0" w:evenHBand="0" w:firstRowFirstColumn="0" w:firstRowLastColumn="0" w:lastRowFirstColumn="0" w:lastRowLastColumn="0"/>
+              <w:rPr>
+                <w:rFonts w:ascii="Arial" w:hAnsi="Arial" w:cs="Arial"/>
+                <w:sz w:val="20"/>
+                <w:szCs w:val="20"/>
+              </w:rPr>
+            </w:pPr>
+            <w:proofErr w:type="spellStart"/>
+            <w:r>
+              <w:rPr>
+                <w:rFonts w:ascii="Arial" w:hAnsi="Arial" w:cs="Arial"/>
+                <w:sz w:val="20"/>
+                <w:szCs w:val="20"/>
+              </w:rPr>
+              <w:t>int</w:t>
+            </w:r>
+            <w:proofErr w:type="spellEnd"/>
+          </w:p>
+        </w:tc>
+        <w:tc>
+          <w:tcPr>
+            <w:tcW w:w="0" w:type="auto"/>
+            <w:hideMark/>
+          </w:tcPr>
+          <w:p>
+            <w:pPr>
+              <w:spacing w:line="276" w:lineRule="auto"/>
+              <w:jc w:val="both"/>
+              <w:cnfStyle w:val="000000000000" w:firstRow="0" w:lastRow="0" w:firstColumn="0" w:lastColumn="0" w:oddVBand="0" w:evenVBand="0" w:oddHBand="0" w:evenHBand="0" w:firstRowFirstColumn="0" w:firstRowLastColumn="0" w:lastRowFirstColumn="0" w:lastRowLastColumn="0"/>
+              <w:rPr>
+                <w:rFonts w:ascii="Arial" w:hAnsi="Arial" w:cs="Arial"/>
+                <w:sz w:val="20"/>
+                <w:szCs w:val="20"/>
+              </w:rPr>
+            </w:pPr>
+            <w:r>
+              <w:rPr>
+                <w:rFonts w:ascii="Arial" w:hAnsi="Arial" w:cs="Arial"/>
+                <w:sz w:val="20"/>
+                <w:szCs w:val="20"/>
+              </w:rPr>
+              <w:t>–</w:t>
+            </w:r>
+          </w:p>
+        </w:tc>
+        <w:tc>
+          <w:tcPr>
+            <w:tcW w:w="0" w:type="auto"/>
+            <w:hideMark/>
+          </w:tcPr>
+          <w:p>
+            <w:pPr>
+              <w:spacing w:line="276" w:lineRule="auto"/>
+              <w:jc w:val="both"/>
+              <w:cnfStyle w:val="000000000000" w:firstRow="0" w:lastRow="0" w:firstColumn="0" w:lastColumn="0" w:oddVBand="0" w:evenVBand="0" w:oddHBand="0" w:evenHBand="0" w:firstRowFirstColumn="0" w:firstRowLastColumn="0" w:lastRowFirstColumn="0" w:lastRowLastColumn="0"/>
+              <w:rPr>
+                <w:rFonts w:ascii="Arial" w:hAnsi="Arial" w:cs="Arial"/>
+                <w:sz w:val="20"/>
+                <w:szCs w:val="20"/>
+              </w:rPr>
+            </w:pPr>
+            <w:r>
+              <w:rPr>
+                <w:rFonts w:ascii="Arial" w:hAnsi="Arial" w:cs="Arial"/>
+                <w:sz w:val="20"/>
+                <w:szCs w:val="20"/>
+              </w:rPr>
+              <w:t>Sim</w:t>
+            </w:r>
+          </w:p>
+        </w:tc>
+        <w:tc>
+          <w:tcPr>
+            <w:tcW w:w="0" w:type="auto"/>
+            <w:hideMark/>
+          </w:tcPr>
+          <w:p>
+            <w:pPr>
+              <w:spacing w:line="276" w:lineRule="auto"/>
+              <w:jc w:val="both"/>
+              <w:cnfStyle w:val="000000000000" w:firstRow="0" w:lastRow="0" w:firstColumn="0" w:lastColumn="0" w:oddVBand="0" w:evenVBand="0" w:oddHBand="0" w:evenHBand="0" w:firstRowFirstColumn="0" w:firstRowLastColumn="0" w:lastRowFirstColumn="0" w:lastRowLastColumn="0"/>
+              <w:rPr>
+                <w:rFonts w:ascii="Arial" w:hAnsi="Arial" w:cs="Arial"/>
+                <w:sz w:val="20"/>
+                <w:szCs w:val="20"/>
+              </w:rPr>
+            </w:pPr>
+            <w:r>
+              <w:rPr>
+                <w:rFonts w:ascii="Arial" w:hAnsi="Arial" w:cs="Arial"/>
+                <w:sz w:val="20"/>
+                <w:szCs w:val="20"/>
+              </w:rPr>
+              <w:t>Identificador</w:t>
+            </w:r>
+            <w:r>
+              <w:rPr>
+                <w:rFonts w:ascii="Arial" w:hAnsi="Arial" w:cs="Arial"/>
+                <w:sz w:val="20"/>
+                <w:szCs w:val="20"/>
+              </w:rPr>
+              <w:t xml:space="preserve"> </w:t>
+            </w:r>
+            <w:r>
+              <w:rPr>
+                <w:rFonts w:ascii="Arial" w:hAnsi="Arial" w:cs="Arial"/>
+                <w:sz w:val="20"/>
+                <w:szCs w:val="20"/>
+              </w:rPr>
+              <w:t>do cliente (1:N)</w:t>
+            </w:r>
+            <w:r>
+              <w:rPr>
+                <w:rFonts w:ascii="Arial" w:hAnsi="Arial" w:cs="Arial"/>
+                <w:sz w:val="20"/>
+                <w:szCs w:val="20"/>
+              </w:rPr>
+              <w:br/>
+            </w:r>
+            <w:proofErr w:type="spellStart"/>
+            <w:r>
+              <w:rPr>
+                <w:rFonts w:ascii="Arial" w:hAnsi="Arial" w:cs="Arial"/>
+                <w:sz w:val="20"/>
+                <w:szCs w:val="20"/>
+              </w:rPr>
+              <w:t>IDs</w:t>
+            </w:r>
+            <w:proofErr w:type="spellEnd"/>
+            <w:r>
+              <w:rPr>
+                <w:rFonts w:ascii="Arial" w:hAnsi="Arial" w:cs="Arial"/>
+                <w:sz w:val="20"/>
+                <w:szCs w:val="20"/>
+              </w:rPr>
+              <w:t xml:space="preserve"> dos clientes vinculados (obrigatório se </w:t>
+            </w:r>
+            <w:proofErr w:type="gramStart"/>
+            <w:r>
+              <w:rPr>
+                <w:rFonts w:ascii="Arial" w:hAnsi="Arial" w:cs="Arial"/>
+                <w:sz w:val="20"/>
+                <w:szCs w:val="20"/>
+              </w:rPr>
+              <w:t xml:space="preserve">for </w:t>
+            </w:r>
+            <w:r>
+              <w:rPr>
+                <w:rFonts w:ascii="Arial" w:hAnsi="Arial" w:cs="Arial"/>
+                <w:b/>
+                <w:bCs/>
+                <w:sz w:val="20"/>
+                <w:szCs w:val="20"/>
+              </w:rPr>
+              <w:t>Profissional</w:t>
+            </w:r>
+            <w:proofErr w:type="gramEnd"/>
+            <w:r>
+              <w:rPr>
+                <w:rFonts w:ascii="Arial" w:hAnsi="Arial" w:cs="Arial"/>
+                <w:sz w:val="20"/>
+                <w:szCs w:val="20"/>
+              </w:rPr>
+              <w:t>)</w:t>
+            </w:r>
+          </w:p>
+        </w:tc>
+      </w:tr>
+    </w:tbl>
+    <w:p>
+      <w:pPr>
+        <w:jc w:val="both"/>
+        <w:rPr>
+          <w:rFonts w:ascii="Arial" w:hAnsi="Arial" w:cs="Arial"/>
+          <w:sz w:val="20"/>
+          <w:szCs w:val="20"/>
+        </w:rPr>
+      </w:pPr>
+    </w:p>
+    <w:p>
+      <w:pPr>
         <w:pStyle w:val="Ttulo1"/>
         <w:spacing w:after="240"/>
         <w:jc w:val="both"/>
@@ -14452,7 +16698,7 @@
           <w:szCs w:val="24"/>
         </w:rPr>
       </w:pPr>
-      <w:bookmarkStart w:id="51" w:name="_Toc204394593"/>
+      <w:bookmarkStart w:id="55" w:name="_Toc204613046"/>
       <w:r>
         <w:rPr>
           <w:rFonts w:ascii="Arial" w:hAnsi="Arial" w:cs="Arial"/>
@@ -14493,7 +16739,7 @@
         </w:rPr>
         <w:t>ologia</w:t>
       </w:r>
-      <w:bookmarkEnd w:id="51"/>
+      <w:bookmarkEnd w:id="55"/>
     </w:p>
     <w:p>
       <w:pPr>
@@ -14841,7 +17087,6 @@
         <w:docPartUnique/>
       </w:docPartObj>
     </w:sdtPr>
-    <w:sdtEndPr/>
     <w:sdtContent>
       <w:sdt>
         <w:sdtPr>
@@ -14854,7 +17099,6 @@
             <w:docPartUnique/>
           </w:docPartObj>
         </w:sdtPr>
-        <w:sdtEndPr/>
         <w:sdtContent>
           <w:p>
             <w:pPr>
@@ -19999,7 +22243,6 @@
   <w:style w:type="character" w:default="1" w:styleId="Fontepargpadro">
     <w:name w:val="Default Paragraph Font"/>
     <w:uiPriority w:val="1"/>
-    <w:semiHidden/>
     <w:unhideWhenUsed/>
   </w:style>
   <w:style w:type="table" w:default="1" w:styleId="Tabelanormal">
